--- a/docs/agent_specs/02_Package_Agent_HE.docx
+++ b/docs/agent_specs/02_Package_Agent_HE.docx
@@ -4,3645 +4,486 @@
   <w:body>
     <w:p>
       <w:pPr>
-        <w:bidi/>
-        <w:spacing w:before="400" w:after="60"/>
-        <w:jc w:val="right"/>
+        <w:pStyle w:val="Title"/>
+        <w:widowControl/>
+        <w:bidi w:val="1"/>
+        <w:spacing w:after="60" w:line="259" w:lineRule="auto"/>
+        <w:jc w:val="start"/>
       </w:pPr>
       <w:r>
         <w:rPr>
-          <w:rFonts w:ascii="Aptos" w:hAnsi="Aptos" w:eastAsia="Aptos"/>
-          <w:b/>
-          <w:color w:val="147D83"/>
-          <w:sz w:val="18"/>
+          <w:rFonts w:ascii="Arial" w:hAnsi="Arial" w:cs="Arial"/>
+          <w:color w:val="000000"/>
+          <w:sz w:val="42"/>
         </w:rPr>
-        <w:t>מפרט פיתוח  |  מערכת C</w:t>
+        <w:t>מפרט מנהל הטיול</w:t>
       </w:r>
     </w:p>
     <w:p>
       <w:pPr>
-        <w:pStyle w:val="Title"/>
-        <w:bidi/>
-        <w:spacing w:after="120"/>
-        <w:jc w:val="right"/>
+        <w:widowControl/>
+        <w:bidi w:val="1"/>
+        <w:spacing w:after="60" w:line="259" w:lineRule="auto"/>
+        <w:jc w:val="start"/>
       </w:pPr>
       <w:r>
         <w:rPr>
-          <w:rFonts w:ascii="Aptos" w:hAnsi="Aptos" w:eastAsia="Aptos"/>
-          <w:b/>
-          <w:color w:val="17324D"/>
-          <w:sz w:val="54"/>
+          <w:rFonts w:ascii="Arial" w:hAnsi="Arial" w:cs="Arial"/>
+          <w:color w:val="000000"/>
+          <w:sz w:val="22"/>
         </w:rPr>
-        <w:t>מומחה חבילות</w:t>
+        <w:t>עודכן ב־27.10.2026. תפקיד פעיל ב־C בשם trip_manager. אחראית: גלית. בודק נוסף: רן. ההיקף המחייב מפורט בדף הצוות.</w:t>
       </w:r>
     </w:p>
     <w:p>
       <w:pPr>
-        <w:bidi/>
-        <w:jc w:val="right"/>
+        <w:pStyle w:val="Heading1"/>
+        <w:keepNext/>
+        <w:widowControl/>
+        <w:bidi w:val="1"/>
+        <w:spacing w:after="60" w:line="259" w:lineRule="auto"/>
+        <w:jc w:val="start"/>
       </w:pPr>
       <w:r>
         <w:rPr>
-          <w:rFonts w:ascii="Aptos" w:hAnsi="Aptos" w:eastAsia="Aptos"/>
-          <w:b w:val="0"/>
-          <w:color w:val="566575"/>
-          <w:sz w:val="24"/>
+          <w:rFonts w:ascii="Arial" w:hAnsi="Arial" w:cs="Arial"/>
+          <w:color w:val="000000"/>
+          <w:sz w:val="28"/>
         </w:rPr>
-        <w:t>בחירת טיסות, לינה ורכב מתוך נתוני המקור</w:t>
+        <w:t>אחריות והצדקה</w:t>
       </w:r>
     </w:p>
     <w:p>
       <w:pPr>
-        <w:bidi/>
-        <w:spacing w:before="180"/>
-        <w:jc w:val="right"/>
+        <w:widowControl/>
+        <w:bidi w:val="1"/>
+        <w:spacing w:after="60" w:line="259" w:lineRule="auto"/>
+        <w:jc w:val="start"/>
       </w:pPr>
       <w:r>
         <w:rPr>
-          <w:rFonts w:ascii="Aptos" w:hAnsi="Aptos" w:eastAsia="Aptos"/>
-          <w:b/>
-          <w:color w:val="147D83"/>
-          <w:sz w:val="18"/>
+          <w:rFonts w:ascii="Arial" w:hAnsi="Arial" w:cs="Arial"/>
+          <w:color w:val="000000"/>
+          <w:sz w:val="22"/>
         </w:rPr>
-        <w:t>סטטוס מימוש: קיים בזרימה הנוכחית בשם trip_manager; מפרט זה מחדד חוזה ומסירה</w:t>
+        <w:t>בוחר טיסות הלוך וחזור, לינה ורכב לפי הצורך ומנמק פשרות, משום שהחלטות החבילה מחייבות איזון משותף בין מחיר, תאריכים ומיקום. אינו בוחר מקומות, אינו מתזמן ואינו מנתב את הסוכנים האחרים.</w:t>
       </w:r>
     </w:p>
     <w:p>
       <w:pPr>
-        <w:bidi/>
-        <w:spacing w:before="260" w:after="100"/>
-        <w:jc w:val="right"/>
+        <w:pStyle w:val="Heading1"/>
+        <w:keepNext/>
+        <w:widowControl/>
+        <w:bidi w:val="1"/>
+        <w:spacing w:after="60" w:line="259" w:lineRule="auto"/>
+        <w:jc w:val="start"/>
       </w:pPr>
       <w:r>
         <w:rPr>
-          <w:rFonts w:ascii="Aptos" w:hAnsi="Aptos" w:eastAsia="Aptos"/>
-          <w:b/>
-          <w:color w:val="17324D"/>
-          <w:sz w:val="32"/>
+          <w:rFonts w:ascii="Arial" w:hAnsi="Arial" w:cs="Arial"/>
+          <w:color w:val="000000"/>
+          <w:sz w:val="28"/>
         </w:rPr>
-        <w:t>מטרת המפרט והחלטת התכנון</w:t>
+        <w:t>הקלט המועבר כיום</w:t>
       </w:r>
     </w:p>
     <w:p>
       <w:pPr>
-        <w:bidi/>
-        <w:jc w:val="right"/>
+        <w:widowControl/>
+        <w:bidi w:val="1"/>
+        <w:spacing w:after="60" w:line="259" w:lineRule="auto"/>
+        <w:jc w:val="start"/>
       </w:pPr>
       <w:r>
         <w:rPr>
-          <w:rFonts w:ascii="Aptos" w:hAnsi="Aptos" w:eastAsia="Aptos"/>
-          <w:b w:val="0"/>
-          <w:color w:val="263746"/>
-          <w:sz w:val="20"/>
+          <w:rFonts w:ascii="Arial" w:hAnsi="Arial" w:cs="Arial"/>
+          <w:color w:val="000000"/>
+          <w:sz w:val="22"/>
         </w:rPr>
-        <w:t>המומחה בוחר חבילת נסיעה אפשרית מתוך מועמדים ותוצאות כלי חיפוש, ומחזיר PackageDecision שניתן לבדיקה. הוא אינו מבצע הזמנה ואינו מחליט על אטרקציות או מסלול.</w:t>
+        <w:t>המשימה מקבלת request מתוך TripRequest, nights, top5_candidates מתומחרים עם price_call_id ו־city_airports. מתווספים RULES_TEXT ומשוב בדיקות אם יש תיקון. אין brief של GM. קוד build_candidates מכין את המועמדים לפני הפעלת הסוכן.</w:t>
       </w:r>
     </w:p>
     <w:p>
       <w:pPr>
-        <w:bidi/>
-        <w:spacing w:before="260" w:after="100"/>
-        <w:jc w:val="right"/>
+        <w:pStyle w:val="Heading1"/>
+        <w:keepNext/>
+        <w:widowControl/>
+        <w:bidi w:val="1"/>
+        <w:spacing w:after="60" w:line="259" w:lineRule="auto"/>
+        <w:jc w:val="start"/>
       </w:pPr>
       <w:r>
         <w:rPr>
-          <w:rFonts w:ascii="Aptos" w:hAnsi="Aptos" w:eastAsia="Aptos"/>
-          <w:b/>
-          <w:color w:val="17324D"/>
-          <w:sz w:val="32"/>
+          <w:rFonts w:ascii="Arial" w:hAnsi="Arial" w:cs="Arial"/>
+          <w:color w:val="000000"/>
+          <w:sz w:val="28"/>
         </w:rPr>
-        <w:t>אחריות וגבולות</w:t>
+        <w:t>הכלים המורשים</w:t>
       </w:r>
     </w:p>
     <w:p>
       <w:pPr>
-        <w:pStyle w:val="ListBullet"/>
-        <w:bidi/>
-        <w:spacing w:after="60"/>
-        <w:jc w:val="right"/>
+        <w:widowControl/>
+        <w:bidi w:val="1"/>
+        <w:spacing w:after="60" w:line="259" w:lineRule="auto"/>
+        <w:jc w:val="start"/>
       </w:pPr>
       <w:r>
         <w:rPr>
-          <w:rFonts w:ascii="Aptos" w:hAnsi="Aptos" w:eastAsia="Aptos"/>
-          <w:b w:val="0"/>
-          <w:color w:val="263746"/>
-          <w:sz w:val="20"/>
+          <w:rFonts w:ascii="Arial" w:hAnsi="Arial" w:cs="Arial"/>
+          <w:color w:val="000000"/>
+          <w:sz w:val="22"/>
         </w:rPr>
-        <w:t>בחירת טיסת הלוך וחזור, לינה ורכב אם נדרש בהתאם לבקשה.</w:t>
+        <w:t>ממשק CrewAI נקבע ב־crew_tools.py. הפרמטרים הבאים מועברים בשמותיהם:</w:t>
       </w:r>
     </w:p>
     <w:p>
       <w:pPr>
-        <w:pStyle w:val="ListBullet"/>
-        <w:bidi/>
-        <w:spacing w:after="60"/>
-        <w:jc w:val="right"/>
+        <w:widowControl/>
+        <w:bidi w:val="1"/>
+        <w:spacing w:after="60" w:line="259" w:lineRule="auto"/>
+        <w:jc w:val="start"/>
       </w:pPr>
       <w:r>
         <w:rPr>
-          <w:rFonts w:ascii="Aptos" w:hAnsi="Aptos" w:eastAsia="Aptos"/>
-          <w:b w:val="0"/>
-          <w:color w:val="263746"/>
-          <w:sz w:val="20"/>
+          <w:rFonts w:ascii="Arial" w:hAnsi="Arial" w:cs="Arial"/>
+          <w:color w:val="000000"/>
+          <w:sz w:val="22"/>
         </w:rPr>
-        <w:t>הצגת מחיר כולל ומרכיביו, מקור המחיר ופשרות מול העדפות.</w:t>
+        <w:t>• search_flights(origin, airports, date, min_seats, direction)</w:t>
       </w:r>
     </w:p>
     <w:p>
       <w:pPr>
-        <w:pStyle w:val="ListBullet"/>
-        <w:bidi/>
-        <w:spacing w:after="60"/>
-        <w:jc w:val="right"/>
+        <w:widowControl/>
+        <w:bidi w:val="1"/>
+        <w:spacing w:after="60" w:line="259" w:lineRule="auto"/>
+        <w:jc w:val="start"/>
       </w:pPr>
       <w:r>
         <w:rPr>
-          <w:rFonts w:ascii="Aptos" w:hAnsi="Aptos" w:eastAsia="Aptos"/>
-          <w:b w:val="0"/>
-          <w:color w:val="263746"/>
-          <w:sz w:val="20"/>
+          <w:rFonts w:ascii="Arial" w:hAnsi="Arial" w:cs="Arial"/>
+          <w:color w:val="000000"/>
+          <w:sz w:val="22"/>
         </w:rPr>
-        <w:t>דיווח מפורש על חוסר אפשרות או מידע חסר; ללא המצאת זמינות.</w:t>
+        <w:t>• search_hotels(city, check_in, check_out, guests, central=False)</w:t>
       </w:r>
     </w:p>
     <w:p>
       <w:pPr>
-        <w:pStyle w:val="ListBullet"/>
-        <w:bidi/>
-        <w:spacing w:after="60"/>
-        <w:jc w:val="right"/>
+        <w:widowControl/>
+        <w:bidi w:val="1"/>
+        <w:spacing w:after="60" w:line="259" w:lineRule="auto"/>
+        <w:jc w:val="start"/>
       </w:pPr>
       <w:r>
         <w:rPr>
-          <w:rFonts w:ascii="Aptos" w:hAnsi="Aptos" w:eastAsia="Aptos"/>
-          <w:b w:val="0"/>
-          <w:color w:val="263746"/>
-          <w:sz w:val="20"/>
+          <w:rFonts w:ascii="Arial" w:hAnsi="Arial" w:cs="Arial"/>
+          <w:color w:val="000000"/>
+          <w:sz w:val="22"/>
         </w:rPr>
-        <w:t>אינו מזמין ואינו משנה את נתוני המקור או את הבקשה.</w:t>
+        <w:t>• search_cars(airport, start, end, travelers)</w:t>
       </w:r>
     </w:p>
     <w:p>
       <w:pPr>
-        <w:bidi/>
-        <w:spacing w:before="260" w:after="100"/>
-        <w:jc w:val="right"/>
+        <w:widowControl/>
+        <w:bidi w:val="1"/>
+        <w:spacing w:after="60" w:line="259" w:lineRule="auto"/>
+        <w:jc w:val="start"/>
       </w:pPr>
       <w:r>
         <w:rPr>
-          <w:rFonts w:ascii="Aptos" w:hAnsi="Aptos" w:eastAsia="Aptos"/>
-          <w:b/>
-          <w:color w:val="17324D"/>
-          <w:sz w:val="32"/>
+          <w:rFonts w:ascii="Arial" w:hAnsi="Arial" w:cs="Arial"/>
+          <w:color w:val="000000"/>
+          <w:sz w:val="22"/>
         </w:rPr>
-        <w:t>מיקום בזרימת העבודה</w:t>
+        <w:t>• calculate_price(flight_out, flight_back, stay, travelers, nights, car=None)</w:t>
       </w:r>
     </w:p>
     <w:p>
       <w:pPr>
-        <w:bidi/>
-        <w:jc w:val="right"/>
+        <w:widowControl/>
+        <w:bidi w:val="1"/>
+        <w:spacing w:after="60" w:line="259" w:lineRule="auto"/>
+        <w:jc w:val="start"/>
       </w:pPr>
       <w:r>
         <w:rPr>
-          <w:rFonts w:ascii="Aptos" w:hAnsi="Aptos" w:eastAsia="Aptos"/>
-          <w:b w:val="0"/>
-          <w:color w:val="263746"/>
-          <w:sz w:val="20"/>
+          <w:rFonts w:ascii="Arial" w:hAnsi="Arial" w:cs="Arial"/>
+          <w:color w:val="000000"/>
+          <w:sz w:val="22"/>
         </w:rPr>
-        <w:t>ב־C: GM brief (בתכנון) → trip_manager → בדיקת package בקוד → places משתמש במיקום הלינה → itinerary.</w:t>
+        <w:t>אין חיפוש מקומות, כלי מסלול או כתיבה לקטלוג. המחיר חייב להישען על תוצאת calculate_price מההרצה.</w:t>
       </w:r>
     </w:p>
     <w:p>
       <w:pPr>
-        <w:bidi/>
-        <w:spacing w:before="260" w:after="100"/>
-        <w:jc w:val="right"/>
+        <w:pStyle w:val="Heading1"/>
+        <w:keepNext/>
+        <w:widowControl/>
+        <w:bidi w:val="1"/>
+        <w:spacing w:after="60" w:line="259" w:lineRule="auto"/>
+        <w:jc w:val="start"/>
       </w:pPr>
       <w:r>
         <w:rPr>
-          <w:rFonts w:ascii="Aptos" w:hAnsi="Aptos" w:eastAsia="Aptos"/>
-          <w:b/>
-          <w:color w:val="17324D"/>
-          <w:sz w:val="32"/>
+          <w:rFonts w:ascii="Arial" w:hAnsi="Arial" w:cs="Arial"/>
+          <w:color w:val="000000"/>
+          <w:sz w:val="28"/>
         </w:rPr>
-        <w:t>חוזה קלט ברמת השדות</w:t>
-      </w:r>
-    </w:p>
-    <w:tbl>
-      <w:tblPr>
-        <w:tblW w:type="auto" w:w="0"/>
-        <w:jc w:val="center"/>
-        <w:tblLayout w:type="fixed"/>
-        <w:tblLook w:firstColumn="1" w:firstRow="1" w:lastColumn="0" w:lastRow="0" w:noHBand="0" w:noVBand="1" w:val="04A0"/>
-        <w:tblBorders>
-          <w:top w:val="single" w:sz="5" w:color="D9E1E8"/>
-          <w:left w:val="single" w:sz="5" w:color="D9E1E8"/>
-          <w:bottom w:val="single" w:sz="5" w:color="D9E1E8"/>
-          <w:right w:val="single" w:sz="5" w:color="D9E1E8"/>
-          <w:insideH w:val="single" w:sz="5" w:color="D9E1E8"/>
-          <w:insideV w:val="single" w:sz="5" w:color="D9E1E8"/>
-        </w:tblBorders>
-      </w:tblPr>
-      <w:tblGrid>
-        <w:gridCol w:w="3389"/>
-        <w:gridCol w:w="3389"/>
-        <w:gridCol w:w="3389"/>
-      </w:tblGrid>
-      <w:tr>
-        <w:tc>
-          <w:tcPr>
-            <w:tcW w:type="dxa" w:w="1944"/>
-            <w:shd w:fill="17324D"/>
-            <w:tcMar>
-              <w:top w:w="100" w:type="dxa"/>
-              <w:start w:w="120" w:type="dxa"/>
-              <w:bottom w:w="100" w:type="dxa"/>
-              <w:end w:w="120" w:type="dxa"/>
-            </w:tcMar>
-            <w:vAlign w:val="center"/>
-          </w:tcPr>
-          <w:p>
-            <w:pPr>
-              <w:bidi/>
-              <w:jc w:val="right"/>
-            </w:pPr>
-            <w:r>
-              <w:rPr>
-                <w:rFonts w:ascii="Aptos" w:hAnsi="Aptos" w:eastAsia="Aptos"/>
-                <w:b/>
-                <w:color w:val="FFFFFF"/>
-                <w:sz w:val="18"/>
-              </w:rPr>
-              <w:t>שדה</w:t>
-            </w:r>
-          </w:p>
-        </w:tc>
-        <w:tc>
-          <w:tcPr>
-            <w:tcW w:type="dxa" w:w="1944"/>
-            <w:shd w:fill="17324D"/>
-            <w:tcMar>
-              <w:top w:w="100" w:type="dxa"/>
-              <w:start w:w="120" w:type="dxa"/>
-              <w:bottom w:w="100" w:type="dxa"/>
-              <w:end w:w="120" w:type="dxa"/>
-            </w:tcMar>
-            <w:vAlign w:val="center"/>
-          </w:tcPr>
-          <w:p>
-            <w:pPr>
-              <w:bidi/>
-              <w:jc w:val="right"/>
-            </w:pPr>
-            <w:r>
-              <w:rPr>
-                <w:rFonts w:ascii="Aptos" w:hAnsi="Aptos" w:eastAsia="Aptos"/>
-                <w:b/>
-                <w:color w:val="FFFFFF"/>
-                <w:sz w:val="18"/>
-              </w:rPr>
-              <w:t>טיפוס / נוכחות</w:t>
-            </w:r>
-          </w:p>
-        </w:tc>
-        <w:tc>
-          <w:tcPr>
-            <w:tcW w:type="dxa" w:w="5832"/>
-            <w:shd w:fill="17324D"/>
-            <w:tcMar>
-              <w:top w:w="100" w:type="dxa"/>
-              <w:start w:w="120" w:type="dxa"/>
-              <w:bottom w:w="100" w:type="dxa"/>
-              <w:end w:w="120" w:type="dxa"/>
-            </w:tcMar>
-            <w:vAlign w:val="center"/>
-          </w:tcPr>
-          <w:p>
-            <w:pPr>
-              <w:bidi/>
-              <w:jc w:val="right"/>
-            </w:pPr>
-            <w:r>
-              <w:rPr>
-                <w:rFonts w:ascii="Aptos" w:hAnsi="Aptos" w:eastAsia="Aptos"/>
-                <w:b/>
-                <w:color w:val="FFFFFF"/>
-                <w:sz w:val="18"/>
-              </w:rPr>
-              <w:t>הגדרה וכללי שימוש</w:t>
-            </w:r>
-          </w:p>
-        </w:tc>
-      </w:tr>
-      <w:tr>
-        <w:tc>
-          <w:tcPr>
-            <w:tcW w:type="dxa" w:w="1944"/>
-            <w:tcMar>
-              <w:top w:w="100" w:type="dxa"/>
-              <w:start w:w="120" w:type="dxa"/>
-              <w:bottom w:w="100" w:type="dxa"/>
-              <w:end w:w="120" w:type="dxa"/>
-            </w:tcMar>
-            <w:vAlign w:val="center"/>
-          </w:tcPr>
-          <w:p>
-            <w:pPr>
-              <w:bidi/>
-              <w:jc w:val="right"/>
-            </w:pPr>
-            <w:r>
-              <w:rPr>
-                <w:rFonts w:ascii="Aptos" w:hAnsi="Aptos" w:eastAsia="Aptos"/>
-                <w:b/>
-                <w:color w:val="17324D"/>
-                <w:sz w:val="17"/>
-              </w:rPr>
-              <w:t>request</w:t>
-            </w:r>
-          </w:p>
-        </w:tc>
-        <w:tc>
-          <w:tcPr>
-            <w:tcW w:type="dxa" w:w="1944"/>
-            <w:tcMar>
-              <w:top w:w="100" w:type="dxa"/>
-              <w:start w:w="120" w:type="dxa"/>
-              <w:bottom w:w="100" w:type="dxa"/>
-              <w:end w:w="120" w:type="dxa"/>
-            </w:tcMar>
-            <w:vAlign w:val="center"/>
-          </w:tcPr>
-          <w:p>
-            <w:pPr>
-              <w:bidi/>
-              <w:jc w:val="right"/>
-            </w:pPr>
-            <w:r>
-              <w:rPr>
-                <w:rFonts w:ascii="Aptos" w:hAnsi="Aptos" w:eastAsia="Aptos"/>
-                <w:b w:val="0"/>
-                <w:color w:val="263746"/>
-                <w:sz w:val="17"/>
-              </w:rPr>
-              <w:t>TripRequest / טקסט, חובה</w:t>
-            </w:r>
-          </w:p>
-        </w:tc>
-        <w:tc>
-          <w:tcPr>
-            <w:tcW w:type="dxa" w:w="5832"/>
-            <w:tcMar>
-              <w:top w:w="100" w:type="dxa"/>
-              <w:start w:w="120" w:type="dxa"/>
-              <w:bottom w:w="100" w:type="dxa"/>
-              <w:end w:w="120" w:type="dxa"/>
-            </w:tcMar>
-            <w:vAlign w:val="center"/>
-          </w:tcPr>
-          <w:p>
-            <w:pPr>
-              <w:bidi/>
-              <w:jc w:val="right"/>
-            </w:pPr>
-            <w:r>
-              <w:rPr>
-                <w:rFonts w:ascii="Aptos" w:hAnsi="Aptos" w:eastAsia="Aptos"/>
-                <w:b w:val="0"/>
-                <w:color w:val="263746"/>
-                <w:sz w:val="17"/>
-              </w:rPr>
-              <w:t>בקשת הנסיעה כפי שנמסרה ונורמלה.</w:t>
-            </w:r>
-          </w:p>
-        </w:tc>
-      </w:tr>
-      <w:tr>
-        <w:tc>
-          <w:tcPr>
-            <w:tcW w:type="dxa" w:w="1944"/>
-            <w:tcMar>
-              <w:top w:w="100" w:type="dxa"/>
-              <w:start w:w="120" w:type="dxa"/>
-              <w:bottom w:w="100" w:type="dxa"/>
-              <w:end w:w="120" w:type="dxa"/>
-            </w:tcMar>
-            <w:vAlign w:val="center"/>
-            <w:shd w:fill="F5F8FA"/>
-          </w:tcPr>
-          <w:p>
-            <w:pPr>
-              <w:bidi/>
-              <w:jc w:val="right"/>
-            </w:pPr>
-            <w:r>
-              <w:rPr>
-                <w:rFonts w:ascii="Aptos" w:hAnsi="Aptos" w:eastAsia="Aptos"/>
-                <w:b/>
-                <w:color w:val="17324D"/>
-                <w:sz w:val="17"/>
-              </w:rPr>
-              <w:t>nights</w:t>
-            </w:r>
-          </w:p>
-        </w:tc>
-        <w:tc>
-          <w:tcPr>
-            <w:tcW w:type="dxa" w:w="1944"/>
-            <w:tcMar>
-              <w:top w:w="100" w:type="dxa"/>
-              <w:start w:w="120" w:type="dxa"/>
-              <w:bottom w:w="100" w:type="dxa"/>
-              <w:end w:w="120" w:type="dxa"/>
-            </w:tcMar>
-            <w:vAlign w:val="center"/>
-            <w:shd w:fill="F5F8FA"/>
-          </w:tcPr>
-          <w:p>
-            <w:pPr>
-              <w:bidi/>
-              <w:jc w:val="right"/>
-            </w:pPr>
-            <w:r>
-              <w:rPr>
-                <w:rFonts w:ascii="Aptos" w:hAnsi="Aptos" w:eastAsia="Aptos"/>
-                <w:b w:val="0"/>
-                <w:color w:val="263746"/>
-                <w:sz w:val="17"/>
-              </w:rPr>
-              <w:t>int, חובה</w:t>
-            </w:r>
-          </w:p>
-        </w:tc>
-        <w:tc>
-          <w:tcPr>
-            <w:tcW w:type="dxa" w:w="5832"/>
-            <w:tcMar>
-              <w:top w:w="100" w:type="dxa"/>
-              <w:start w:w="120" w:type="dxa"/>
-              <w:bottom w:w="100" w:type="dxa"/>
-              <w:end w:w="120" w:type="dxa"/>
-            </w:tcMar>
-            <w:vAlign w:val="center"/>
-            <w:shd w:fill="F5F8FA"/>
-          </w:tcPr>
-          <w:p>
-            <w:pPr>
-              <w:bidi/>
-              <w:jc w:val="right"/>
-            </w:pPr>
-            <w:r>
-              <w:rPr>
-                <w:rFonts w:ascii="Aptos" w:hAnsi="Aptos" w:eastAsia="Aptos"/>
-                <w:b w:val="0"/>
-                <w:color w:val="263746"/>
-                <w:sz w:val="17"/>
-              </w:rPr>
-              <w:t>מספר לילות מחושב לפי תאריכים.</w:t>
-            </w:r>
-          </w:p>
-        </w:tc>
-      </w:tr>
-      <w:tr>
-        <w:tc>
-          <w:tcPr>
-            <w:tcW w:type="dxa" w:w="1944"/>
-            <w:tcMar>
-              <w:top w:w="100" w:type="dxa"/>
-              <w:start w:w="120" w:type="dxa"/>
-              <w:bottom w:w="100" w:type="dxa"/>
-              <w:end w:w="120" w:type="dxa"/>
-            </w:tcMar>
-            <w:vAlign w:val="center"/>
-          </w:tcPr>
-          <w:p>
-            <w:pPr>
-              <w:bidi/>
-              <w:jc w:val="right"/>
-            </w:pPr>
-            <w:r>
-              <w:rPr>
-                <w:rFonts w:ascii="Aptos" w:hAnsi="Aptos" w:eastAsia="Aptos"/>
-                <w:b/>
-                <w:color w:val="17324D"/>
-                <w:sz w:val="17"/>
-              </w:rPr>
-              <w:t>top5_candidates</w:t>
-            </w:r>
-          </w:p>
-        </w:tc>
-        <w:tc>
-          <w:tcPr>
-            <w:tcW w:type="dxa" w:w="1944"/>
-            <w:tcMar>
-              <w:top w:w="100" w:type="dxa"/>
-              <w:start w:w="120" w:type="dxa"/>
-              <w:bottom w:w="100" w:type="dxa"/>
-              <w:end w:w="120" w:type="dxa"/>
-            </w:tcMar>
-            <w:vAlign w:val="center"/>
-          </w:tcPr>
-          <w:p>
-            <w:pPr>
-              <w:bidi/>
-              <w:jc w:val="right"/>
-            </w:pPr>
-            <w:r>
-              <w:rPr>
-                <w:rFonts w:ascii="Aptos" w:hAnsi="Aptos" w:eastAsia="Aptos"/>
-                <w:b w:val="0"/>
-                <w:color w:val="263746"/>
-                <w:sz w:val="17"/>
-              </w:rPr>
-              <w:t>list[Candidate], חובה</w:t>
-            </w:r>
-          </w:p>
-        </w:tc>
-        <w:tc>
-          <w:tcPr>
-            <w:tcW w:type="dxa" w:w="5832"/>
-            <w:tcMar>
-              <w:top w:w="100" w:type="dxa"/>
-              <w:start w:w="120" w:type="dxa"/>
-              <w:bottom w:w="100" w:type="dxa"/>
-              <w:end w:w="120" w:type="dxa"/>
-            </w:tcMar>
-            <w:vAlign w:val="center"/>
-          </w:tcPr>
-          <w:p>
-            <w:pPr>
-              <w:bidi/>
-              <w:jc w:val="right"/>
-            </w:pPr>
-            <w:r>
-              <w:rPr>
-                <w:rFonts w:ascii="Aptos" w:hAnsi="Aptos" w:eastAsia="Aptos"/>
-                <w:b w:val="0"/>
-                <w:color w:val="263746"/>
-                <w:sz w:val="17"/>
-              </w:rPr>
-              <w:t>מועמדי בסיס עם rank, dates, nights, refs, price, פרטי רכיבים, stops, זמני טיסה, day_windows, רכב והעדפות שנפגעו.</w:t>
-            </w:r>
-          </w:p>
-        </w:tc>
-      </w:tr>
-      <w:tr>
-        <w:tc>
-          <w:tcPr>
-            <w:tcW w:type="dxa" w:w="1944"/>
-            <w:tcMar>
-              <w:top w:w="100" w:type="dxa"/>
-              <w:start w:w="120" w:type="dxa"/>
-              <w:bottom w:w="100" w:type="dxa"/>
-              <w:end w:w="120" w:type="dxa"/>
-            </w:tcMar>
-            <w:vAlign w:val="center"/>
-            <w:shd w:fill="F5F8FA"/>
-          </w:tcPr>
-          <w:p>
-            <w:pPr>
-              <w:bidi/>
-              <w:jc w:val="right"/>
-            </w:pPr>
-            <w:r>
-              <w:rPr>
-                <w:rFonts w:ascii="Aptos" w:hAnsi="Aptos" w:eastAsia="Aptos"/>
-                <w:b/>
-                <w:color w:val="17324D"/>
-                <w:sz w:val="17"/>
-              </w:rPr>
-              <w:t>city_airports</w:t>
-            </w:r>
-          </w:p>
-        </w:tc>
-        <w:tc>
-          <w:tcPr>
-            <w:tcW w:type="dxa" w:w="1944"/>
-            <w:tcMar>
-              <w:top w:w="100" w:type="dxa"/>
-              <w:start w:w="120" w:type="dxa"/>
-              <w:bottom w:w="100" w:type="dxa"/>
-              <w:end w:w="120" w:type="dxa"/>
-            </w:tcMar>
-            <w:vAlign w:val="center"/>
-            <w:shd w:fill="F5F8FA"/>
-          </w:tcPr>
-          <w:p>
-            <w:pPr>
-              <w:bidi/>
-              <w:jc w:val="right"/>
-            </w:pPr>
-            <w:r>
-              <w:rPr>
-                <w:rFonts w:ascii="Aptos" w:hAnsi="Aptos" w:eastAsia="Aptos"/>
-                <w:b w:val="0"/>
-                <w:color w:val="263746"/>
-                <w:sz w:val="17"/>
-              </w:rPr>
-              <w:t>map[str,list[str]], חובה</w:t>
-            </w:r>
-          </w:p>
-        </w:tc>
-        <w:tc>
-          <w:tcPr>
-            <w:tcW w:type="dxa" w:w="5832"/>
-            <w:tcMar>
-              <w:top w:w="100" w:type="dxa"/>
-              <w:start w:w="120" w:type="dxa"/>
-              <w:bottom w:w="100" w:type="dxa"/>
-              <w:end w:w="120" w:type="dxa"/>
-            </w:tcMar>
-            <w:vAlign w:val="center"/>
-            <w:shd w:fill="F5F8FA"/>
-          </w:tcPr>
-          <w:p>
-            <w:pPr>
-              <w:bidi/>
-              <w:jc w:val="right"/>
-            </w:pPr>
-            <w:r>
-              <w:rPr>
-                <w:rFonts w:ascii="Aptos" w:hAnsi="Aptos" w:eastAsia="Aptos"/>
-                <w:b w:val="0"/>
-                <w:color w:val="263746"/>
-                <w:sz w:val="17"/>
-              </w:rPr>
-              <w:t>קודי שדות תעופה עירוניים לשאילתות טיסה.</w:t>
-            </w:r>
-          </w:p>
-        </w:tc>
-      </w:tr>
-      <w:tr>
-        <w:tc>
-          <w:tcPr>
-            <w:tcW w:type="dxa" w:w="1944"/>
-            <w:tcMar>
-              <w:top w:w="100" w:type="dxa"/>
-              <w:start w:w="120" w:type="dxa"/>
-              <w:bottom w:w="100" w:type="dxa"/>
-              <w:end w:w="120" w:type="dxa"/>
-            </w:tcMar>
-            <w:vAlign w:val="center"/>
-          </w:tcPr>
-          <w:p>
-            <w:pPr>
-              <w:bidi/>
-              <w:jc w:val="right"/>
-            </w:pPr>
-            <w:r>
-              <w:rPr>
-                <w:rFonts w:ascii="Aptos" w:hAnsi="Aptos" w:eastAsia="Aptos"/>
-                <w:b/>
-                <w:color w:val="17324D"/>
-                <w:sz w:val="17"/>
-              </w:rPr>
-              <w:t>rules</w:t>
-            </w:r>
-          </w:p>
-        </w:tc>
-        <w:tc>
-          <w:tcPr>
-            <w:tcW w:type="dxa" w:w="1944"/>
-            <w:tcMar>
-              <w:top w:w="100" w:type="dxa"/>
-              <w:start w:w="120" w:type="dxa"/>
-              <w:bottom w:w="100" w:type="dxa"/>
-              <w:end w:w="120" w:type="dxa"/>
-            </w:tcMar>
-            <w:vAlign w:val="center"/>
-          </w:tcPr>
-          <w:p>
-            <w:pPr>
-              <w:bidi/>
-              <w:jc w:val="right"/>
-            </w:pPr>
-            <w:r>
-              <w:rPr>
-                <w:rFonts w:ascii="Aptos" w:hAnsi="Aptos" w:eastAsia="Aptos"/>
-                <w:b w:val="0"/>
-                <w:color w:val="263746"/>
-                <w:sz w:val="17"/>
-              </w:rPr>
-              <w:t>RulesContext, חובה</w:t>
-            </w:r>
-          </w:p>
-        </w:tc>
-        <w:tc>
-          <w:tcPr>
-            <w:tcW w:type="dxa" w:w="5832"/>
-            <w:tcMar>
-              <w:top w:w="100" w:type="dxa"/>
-              <w:start w:w="120" w:type="dxa"/>
-              <w:bottom w:w="100" w:type="dxa"/>
-              <w:end w:w="120" w:type="dxa"/>
-            </w:tcMar>
-            <w:vAlign w:val="center"/>
-          </w:tcPr>
-          <w:p>
-            <w:pPr>
-              <w:bidi/>
-              <w:jc w:val="right"/>
-            </w:pPr>
-            <w:r>
-              <w:rPr>
-                <w:rFonts w:ascii="Aptos" w:hAnsi="Aptos" w:eastAsia="Aptos"/>
-                <w:b w:val="0"/>
-                <w:color w:val="263746"/>
-                <w:sz w:val="17"/>
-              </w:rPr>
-              <w:t>כללי התאמה, תפוסה ותקציב כפי שמועברים ל־task.</w:t>
-            </w:r>
-          </w:p>
-        </w:tc>
-      </w:tr>
-      <w:tr>
-        <w:tc>
-          <w:tcPr>
-            <w:tcW w:type="dxa" w:w="1944"/>
-            <w:tcMar>
-              <w:top w:w="100" w:type="dxa"/>
-              <w:start w:w="120" w:type="dxa"/>
-              <w:bottom w:w="100" w:type="dxa"/>
-              <w:end w:w="120" w:type="dxa"/>
-            </w:tcMar>
-            <w:vAlign w:val="center"/>
-            <w:shd w:fill="F5F8FA"/>
-          </w:tcPr>
-          <w:p>
-            <w:pPr>
-              <w:bidi/>
-              <w:jc w:val="right"/>
-            </w:pPr>
-            <w:r>
-              <w:rPr>
-                <w:rFonts w:ascii="Aptos" w:hAnsi="Aptos" w:eastAsia="Aptos"/>
-                <w:b/>
-                <w:color w:val="17324D"/>
-                <w:sz w:val="17"/>
-              </w:rPr>
-              <w:t>tool_results</w:t>
-            </w:r>
-          </w:p>
-        </w:tc>
-        <w:tc>
-          <w:tcPr>
-            <w:tcW w:type="dxa" w:w="1944"/>
-            <w:tcMar>
-              <w:top w:w="100" w:type="dxa"/>
-              <w:start w:w="120" w:type="dxa"/>
-              <w:bottom w:w="100" w:type="dxa"/>
-              <w:end w:w="120" w:type="dxa"/>
-            </w:tcMar>
-            <w:vAlign w:val="center"/>
-            <w:shd w:fill="F5F8FA"/>
-          </w:tcPr>
-          <w:p>
-            <w:pPr>
-              <w:bidi/>
-              <w:jc w:val="right"/>
-            </w:pPr>
-            <w:r>
-              <w:rPr>
-                <w:rFonts w:ascii="Aptos" w:hAnsi="Aptos" w:eastAsia="Aptos"/>
-                <w:b w:val="0"/>
-                <w:color w:val="263746"/>
-                <w:sz w:val="17"/>
-              </w:rPr>
-              <w:t>ToolLog/context, לפי צורך</w:t>
-            </w:r>
-          </w:p>
-        </w:tc>
-        <w:tc>
-          <w:tcPr>
-            <w:tcW w:type="dxa" w:w="5832"/>
-            <w:tcMar>
-              <w:top w:w="100" w:type="dxa"/>
-              <w:start w:w="120" w:type="dxa"/>
-              <w:bottom w:w="100" w:type="dxa"/>
-              <w:end w:w="120" w:type="dxa"/>
-            </w:tcMar>
-            <w:vAlign w:val="center"/>
-            <w:shd w:fill="F5F8FA"/>
-          </w:tcPr>
-          <w:p>
-            <w:pPr>
-              <w:bidi/>
-              <w:jc w:val="right"/>
-            </w:pPr>
-            <w:r>
-              <w:rPr>
-                <w:rFonts w:ascii="Aptos" w:hAnsi="Aptos" w:eastAsia="Aptos"/>
-                <w:b w:val="0"/>
-                <w:color w:val="263746"/>
-                <w:sz w:val="17"/>
-              </w:rPr>
-              <w:t>תוצאות חיפוש ומחיר עם call_id ומקור.</w:t>
-            </w:r>
-          </w:p>
-        </w:tc>
-      </w:tr>
-    </w:tbl>
-    <w:p>
-      <w:pPr>
-        <w:spacing w:after="20"/>
-      </w:pPr>
-    </w:p>
-    <w:p>
-      <w:pPr>
-        <w:bidi/>
-        <w:spacing w:before="260" w:after="100"/>
-        <w:jc w:val="right"/>
-      </w:pPr>
-      <w:r>
-        <w:rPr>
-          <w:rFonts w:ascii="Aptos" w:hAnsi="Aptos" w:eastAsia="Aptos"/>
-          <w:b/>
-          <w:color w:val="17324D"/>
-          <w:sz w:val="32"/>
-        </w:rPr>
-        <w:t>חוזה פלט ברמת השדות</w:t>
-      </w:r>
-    </w:p>
-    <w:tbl>
-      <w:tblPr>
-        <w:tblW w:type="auto" w:w="0"/>
-        <w:jc w:val="center"/>
-        <w:tblLayout w:type="fixed"/>
-        <w:tblLook w:firstColumn="1" w:firstRow="1" w:lastColumn="0" w:lastRow="0" w:noHBand="0" w:noVBand="1" w:val="04A0"/>
-        <w:tblBorders>
-          <w:top w:val="single" w:sz="5" w:color="D9E1E8"/>
-          <w:left w:val="single" w:sz="5" w:color="D9E1E8"/>
-          <w:bottom w:val="single" w:sz="5" w:color="D9E1E8"/>
-          <w:right w:val="single" w:sz="5" w:color="D9E1E8"/>
-          <w:insideH w:val="single" w:sz="5" w:color="D9E1E8"/>
-          <w:insideV w:val="single" w:sz="5" w:color="D9E1E8"/>
-        </w:tblBorders>
-      </w:tblPr>
-      <w:tblGrid>
-        <w:gridCol w:w="3389"/>
-        <w:gridCol w:w="3389"/>
-        <w:gridCol w:w="3389"/>
-      </w:tblGrid>
-      <w:tr>
-        <w:tc>
-          <w:tcPr>
-            <w:tcW w:type="dxa" w:w="1944"/>
-            <w:shd w:fill="17324D"/>
-            <w:tcMar>
-              <w:top w:w="100" w:type="dxa"/>
-              <w:start w:w="120" w:type="dxa"/>
-              <w:bottom w:w="100" w:type="dxa"/>
-              <w:end w:w="120" w:type="dxa"/>
-            </w:tcMar>
-            <w:vAlign w:val="center"/>
-          </w:tcPr>
-          <w:p>
-            <w:pPr>
-              <w:bidi/>
-              <w:jc w:val="right"/>
-            </w:pPr>
-            <w:r>
-              <w:rPr>
-                <w:rFonts w:ascii="Aptos" w:hAnsi="Aptos" w:eastAsia="Aptos"/>
-                <w:b/>
-                <w:color w:val="FFFFFF"/>
-                <w:sz w:val="18"/>
-              </w:rPr>
-              <w:t>שדה</w:t>
-            </w:r>
-          </w:p>
-        </w:tc>
-        <w:tc>
-          <w:tcPr>
-            <w:tcW w:type="dxa" w:w="1944"/>
-            <w:shd w:fill="17324D"/>
-            <w:tcMar>
-              <w:top w:w="100" w:type="dxa"/>
-              <w:start w:w="120" w:type="dxa"/>
-              <w:bottom w:w="100" w:type="dxa"/>
-              <w:end w:w="120" w:type="dxa"/>
-            </w:tcMar>
-            <w:vAlign w:val="center"/>
-          </w:tcPr>
-          <w:p>
-            <w:pPr>
-              <w:bidi/>
-              <w:jc w:val="right"/>
-            </w:pPr>
-            <w:r>
-              <w:rPr>
-                <w:rFonts w:ascii="Aptos" w:hAnsi="Aptos" w:eastAsia="Aptos"/>
-                <w:b/>
-                <w:color w:val="FFFFFF"/>
-                <w:sz w:val="18"/>
-              </w:rPr>
-              <w:t>טיפוס / נוכחות</w:t>
-            </w:r>
-          </w:p>
-        </w:tc>
-        <w:tc>
-          <w:tcPr>
-            <w:tcW w:type="dxa" w:w="5832"/>
-            <w:shd w:fill="17324D"/>
-            <w:tcMar>
-              <w:top w:w="100" w:type="dxa"/>
-              <w:start w:w="120" w:type="dxa"/>
-              <w:bottom w:w="100" w:type="dxa"/>
-              <w:end w:w="120" w:type="dxa"/>
-            </w:tcMar>
-            <w:vAlign w:val="center"/>
-          </w:tcPr>
-          <w:p>
-            <w:pPr>
-              <w:bidi/>
-              <w:jc w:val="right"/>
-            </w:pPr>
-            <w:r>
-              <w:rPr>
-                <w:rFonts w:ascii="Aptos" w:hAnsi="Aptos" w:eastAsia="Aptos"/>
-                <w:b/>
-                <w:color w:val="FFFFFF"/>
-                <w:sz w:val="18"/>
-              </w:rPr>
-              <w:t>הגדרה וכללי שימוש</w:t>
-            </w:r>
-          </w:p>
-        </w:tc>
-      </w:tr>
-      <w:tr>
-        <w:tc>
-          <w:tcPr>
-            <w:tcW w:type="dxa" w:w="1944"/>
-            <w:tcMar>
-              <w:top w:w="100" w:type="dxa"/>
-              <w:start w:w="120" w:type="dxa"/>
-              <w:bottom w:w="100" w:type="dxa"/>
-              <w:end w:w="120" w:type="dxa"/>
-            </w:tcMar>
-            <w:vAlign w:val="center"/>
-          </w:tcPr>
-          <w:p>
-            <w:pPr>
-              <w:bidi/>
-              <w:jc w:val="right"/>
-            </w:pPr>
-            <w:r>
-              <w:rPr>
-                <w:rFonts w:ascii="Aptos" w:hAnsi="Aptos" w:eastAsia="Aptos"/>
-                <w:b/>
-                <w:color w:val="17324D"/>
-                <w:sz w:val="17"/>
-              </w:rPr>
-              <w:t>status</w:t>
-            </w:r>
-          </w:p>
-        </w:tc>
-        <w:tc>
-          <w:tcPr>
-            <w:tcW w:type="dxa" w:w="1944"/>
-            <w:tcMar>
-              <w:top w:w="100" w:type="dxa"/>
-              <w:start w:w="120" w:type="dxa"/>
-              <w:bottom w:w="100" w:type="dxa"/>
-              <w:end w:w="120" w:type="dxa"/>
-            </w:tcMar>
-            <w:vAlign w:val="center"/>
-          </w:tcPr>
-          <w:p>
-            <w:pPr>
-              <w:bidi/>
-              <w:jc w:val="right"/>
-            </w:pPr>
-            <w:r>
-              <w:rPr>
-                <w:rFonts w:ascii="Aptos" w:hAnsi="Aptos" w:eastAsia="Aptos"/>
-                <w:b w:val="0"/>
-                <w:color w:val="263746"/>
-                <w:sz w:val="17"/>
-              </w:rPr>
-              <w:t>enum, חובה</w:t>
-            </w:r>
-          </w:p>
-        </w:tc>
-        <w:tc>
-          <w:tcPr>
-            <w:tcW w:type="dxa" w:w="5832"/>
-            <w:tcMar>
-              <w:top w:w="100" w:type="dxa"/>
-              <w:start w:w="120" w:type="dxa"/>
-              <w:bottom w:w="100" w:type="dxa"/>
-              <w:end w:w="120" w:type="dxa"/>
-            </w:tcMar>
-            <w:vAlign w:val="center"/>
-          </w:tcPr>
-          <w:p>
-            <w:pPr>
-              <w:bidi/>
-              <w:jc w:val="right"/>
-            </w:pPr>
-            <w:r>
-              <w:rPr>
-                <w:rFonts w:ascii="Aptos" w:hAnsi="Aptos" w:eastAsia="Aptos"/>
-                <w:b w:val="0"/>
-                <w:color w:val="263746"/>
-                <w:sz w:val="17"/>
-              </w:rPr>
-              <w:t>selected / no_feasible_option / insufficient_data / tool_error.</w:t>
-            </w:r>
-          </w:p>
-        </w:tc>
-      </w:tr>
-      <w:tr>
-        <w:tc>
-          <w:tcPr>
-            <w:tcW w:type="dxa" w:w="1944"/>
-            <w:tcMar>
-              <w:top w:w="100" w:type="dxa"/>
-              <w:start w:w="120" w:type="dxa"/>
-              <w:bottom w:w="100" w:type="dxa"/>
-              <w:end w:w="120" w:type="dxa"/>
-            </w:tcMar>
-            <w:vAlign w:val="center"/>
-            <w:shd w:fill="F5F8FA"/>
-          </w:tcPr>
-          <w:p>
-            <w:pPr>
-              <w:bidi/>
-              <w:jc w:val="right"/>
-            </w:pPr>
-            <w:r>
-              <w:rPr>
-                <w:rFonts w:ascii="Aptos" w:hAnsi="Aptos" w:eastAsia="Aptos"/>
-                <w:b/>
-                <w:color w:val="17324D"/>
-                <w:sz w:val="17"/>
-              </w:rPr>
-              <w:t>selected_package_refs</w:t>
-            </w:r>
-          </w:p>
-        </w:tc>
-        <w:tc>
-          <w:tcPr>
-            <w:tcW w:type="dxa" w:w="1944"/>
-            <w:tcMar>
-              <w:top w:w="100" w:type="dxa"/>
-              <w:start w:w="120" w:type="dxa"/>
-              <w:bottom w:w="100" w:type="dxa"/>
-              <w:end w:w="120" w:type="dxa"/>
-            </w:tcMar>
-            <w:vAlign w:val="center"/>
-            <w:shd w:fill="F5F8FA"/>
-          </w:tcPr>
-          <w:p>
-            <w:pPr>
-              <w:bidi/>
-              <w:jc w:val="right"/>
-            </w:pPr>
-            <w:r>
-              <w:rPr>
-                <w:rFonts w:ascii="Aptos" w:hAnsi="Aptos" w:eastAsia="Aptos"/>
-                <w:b w:val="0"/>
-                <w:color w:val="263746"/>
-                <w:sz w:val="17"/>
-              </w:rPr>
-              <w:t>PackageRefs, בהצלחה</w:t>
-            </w:r>
-          </w:p>
-        </w:tc>
-        <w:tc>
-          <w:tcPr>
-            <w:tcW w:type="dxa" w:w="5832"/>
-            <w:tcMar>
-              <w:top w:w="100" w:type="dxa"/>
-              <w:start w:w="120" w:type="dxa"/>
-              <w:bottom w:w="100" w:type="dxa"/>
-              <w:end w:w="120" w:type="dxa"/>
-            </w:tcMar>
-            <w:vAlign w:val="center"/>
-            <w:shd w:fill="F5F8FA"/>
-          </w:tcPr>
-          <w:p>
-            <w:pPr>
-              <w:bidi/>
-              <w:jc w:val="right"/>
-            </w:pPr>
-            <w:r>
-              <w:rPr>
-                <w:rFonts w:ascii="Aptos" w:hAnsi="Aptos" w:eastAsia="Aptos"/>
-                <w:b w:val="0"/>
-                <w:color w:val="263746"/>
-                <w:sz w:val="17"/>
-              </w:rPr>
-              <w:t>flight_out_ref, flight_back_ref, hotel_ref, car_ref (nullable רק אם לא נדרש).</w:t>
-            </w:r>
-          </w:p>
-        </w:tc>
-      </w:tr>
-      <w:tr>
-        <w:tc>
-          <w:tcPr>
-            <w:tcW w:type="dxa" w:w="1944"/>
-            <w:tcMar>
-              <w:top w:w="100" w:type="dxa"/>
-              <w:start w:w="120" w:type="dxa"/>
-              <w:bottom w:w="100" w:type="dxa"/>
-              <w:end w:w="120" w:type="dxa"/>
-            </w:tcMar>
-            <w:vAlign w:val="center"/>
-          </w:tcPr>
-          <w:p>
-            <w:pPr>
-              <w:bidi/>
-              <w:jc w:val="right"/>
-            </w:pPr>
-            <w:r>
-              <w:rPr>
-                <w:rFonts w:ascii="Aptos" w:hAnsi="Aptos" w:eastAsia="Aptos"/>
-                <w:b/>
-                <w:color w:val="17324D"/>
-                <w:sz w:val="17"/>
-              </w:rPr>
-              <w:t>price_total</w:t>
-            </w:r>
-          </w:p>
-        </w:tc>
-        <w:tc>
-          <w:tcPr>
-            <w:tcW w:type="dxa" w:w="1944"/>
-            <w:tcMar>
-              <w:top w:w="100" w:type="dxa"/>
-              <w:start w:w="120" w:type="dxa"/>
-              <w:bottom w:w="100" w:type="dxa"/>
-              <w:end w:w="120" w:type="dxa"/>
-            </w:tcMar>
-            <w:vAlign w:val="center"/>
-          </w:tcPr>
-          <w:p>
-            <w:pPr>
-              <w:bidi/>
-              <w:jc w:val="right"/>
-            </w:pPr>
-            <w:r>
-              <w:rPr>
-                <w:rFonts w:ascii="Aptos" w:hAnsi="Aptos" w:eastAsia="Aptos"/>
-                <w:b w:val="0"/>
-                <w:color w:val="263746"/>
-                <w:sz w:val="17"/>
-              </w:rPr>
-              <w:t>number + currency, בהצלחה</w:t>
-            </w:r>
-          </w:p>
-        </w:tc>
-        <w:tc>
-          <w:tcPr>
-            <w:tcW w:type="dxa" w:w="5832"/>
-            <w:tcMar>
-              <w:top w:w="100" w:type="dxa"/>
-              <w:start w:w="120" w:type="dxa"/>
-              <w:bottom w:w="100" w:type="dxa"/>
-              <w:end w:w="120" w:type="dxa"/>
-            </w:tcMar>
-            <w:vAlign w:val="center"/>
-          </w:tcPr>
-          <w:p>
-            <w:pPr>
-              <w:bidi/>
-              <w:jc w:val="right"/>
-            </w:pPr>
-            <w:r>
-              <w:rPr>
-                <w:rFonts w:ascii="Aptos" w:hAnsi="Aptos" w:eastAsia="Aptos"/>
-                <w:b w:val="0"/>
-                <w:color w:val="263746"/>
-                <w:sz w:val="17"/>
-              </w:rPr>
-              <w:t>מחיר כולל ממקור החישוב; לא לסכם רכיבים לא תואמים.</w:t>
-            </w:r>
-          </w:p>
-        </w:tc>
-      </w:tr>
-      <w:tr>
-        <w:tc>
-          <w:tcPr>
-            <w:tcW w:type="dxa" w:w="1944"/>
-            <w:tcMar>
-              <w:top w:w="100" w:type="dxa"/>
-              <w:start w:w="120" w:type="dxa"/>
-              <w:bottom w:w="100" w:type="dxa"/>
-              <w:end w:w="120" w:type="dxa"/>
-            </w:tcMar>
-            <w:vAlign w:val="center"/>
-            <w:shd w:fill="F5F8FA"/>
-          </w:tcPr>
-          <w:p>
-            <w:pPr>
-              <w:bidi/>
-              <w:jc w:val="right"/>
-            </w:pPr>
-            <w:r>
-              <w:rPr>
-                <w:rFonts w:ascii="Aptos" w:hAnsi="Aptos" w:eastAsia="Aptos"/>
-                <w:b/>
-                <w:color w:val="17324D"/>
-                <w:sz w:val="17"/>
-              </w:rPr>
-              <w:t>price_call_id</w:t>
-            </w:r>
-          </w:p>
-        </w:tc>
-        <w:tc>
-          <w:tcPr>
-            <w:tcW w:type="dxa" w:w="1944"/>
-            <w:tcMar>
-              <w:top w:w="100" w:type="dxa"/>
-              <w:start w:w="120" w:type="dxa"/>
-              <w:bottom w:w="100" w:type="dxa"/>
-              <w:end w:w="120" w:type="dxa"/>
-            </w:tcMar>
-            <w:vAlign w:val="center"/>
-            <w:shd w:fill="F5F8FA"/>
-          </w:tcPr>
-          <w:p>
-            <w:pPr>
-              <w:bidi/>
-              <w:jc w:val="right"/>
-            </w:pPr>
-            <w:r>
-              <w:rPr>
-                <w:rFonts w:ascii="Aptos" w:hAnsi="Aptos" w:eastAsia="Aptos"/>
-                <w:b w:val="0"/>
-                <w:color w:val="263746"/>
-                <w:sz w:val="17"/>
-              </w:rPr>
-              <w:t>str, חובה למחיר מחושב</w:t>
-            </w:r>
-          </w:p>
-        </w:tc>
-        <w:tc>
-          <w:tcPr>
-            <w:tcW w:type="dxa" w:w="5832"/>
-            <w:tcMar>
-              <w:top w:w="100" w:type="dxa"/>
-              <w:start w:w="120" w:type="dxa"/>
-              <w:bottom w:w="100" w:type="dxa"/>
-              <w:end w:w="120" w:type="dxa"/>
-            </w:tcMar>
-            <w:vAlign w:val="center"/>
-            <w:shd w:fill="F5F8FA"/>
-          </w:tcPr>
-          <w:p>
-            <w:pPr>
-              <w:bidi/>
-              <w:jc w:val="right"/>
-            </w:pPr>
-            <w:r>
-              <w:rPr>
-                <w:rFonts w:ascii="Aptos" w:hAnsi="Aptos" w:eastAsia="Aptos"/>
-                <w:b w:val="0"/>
-                <w:color w:val="263746"/>
-                <w:sz w:val="17"/>
-              </w:rPr>
-              <w:t>מזהה הקריאה שחישבה את המחיר.</w:t>
-            </w:r>
-          </w:p>
-        </w:tc>
-      </w:tr>
-      <w:tr>
-        <w:tc>
-          <w:tcPr>
-            <w:tcW w:type="dxa" w:w="1944"/>
-            <w:tcMar>
-              <w:top w:w="100" w:type="dxa"/>
-              <w:start w:w="120" w:type="dxa"/>
-              <w:bottom w:w="100" w:type="dxa"/>
-              <w:end w:w="120" w:type="dxa"/>
-            </w:tcMar>
-            <w:vAlign w:val="center"/>
-          </w:tcPr>
-          <w:p>
-            <w:pPr>
-              <w:bidi/>
-              <w:jc w:val="right"/>
-            </w:pPr>
-            <w:r>
-              <w:rPr>
-                <w:rFonts w:ascii="Aptos" w:hAnsi="Aptos" w:eastAsia="Aptos"/>
-                <w:b/>
-                <w:color w:val="17324D"/>
-                <w:sz w:val="17"/>
-              </w:rPr>
-              <w:t>components</w:t>
-            </w:r>
-          </w:p>
-        </w:tc>
-        <w:tc>
-          <w:tcPr>
-            <w:tcW w:type="dxa" w:w="1944"/>
-            <w:tcMar>
-              <w:top w:w="100" w:type="dxa"/>
-              <w:start w:w="120" w:type="dxa"/>
-              <w:bottom w:w="100" w:type="dxa"/>
-              <w:end w:w="120" w:type="dxa"/>
-            </w:tcMar>
-            <w:vAlign w:val="center"/>
-          </w:tcPr>
-          <w:p>
-            <w:pPr>
-              <w:bidi/>
-              <w:jc w:val="right"/>
-            </w:pPr>
-            <w:r>
-              <w:rPr>
-                <w:rFonts w:ascii="Aptos" w:hAnsi="Aptos" w:eastAsia="Aptos"/>
-                <w:b w:val="0"/>
-                <w:color w:val="263746"/>
-                <w:sz w:val="17"/>
-              </w:rPr>
-              <w:t>PackageComponents, חובה</w:t>
-            </w:r>
-          </w:p>
-        </w:tc>
-        <w:tc>
-          <w:tcPr>
-            <w:tcW w:type="dxa" w:w="5832"/>
-            <w:tcMar>
-              <w:top w:w="100" w:type="dxa"/>
-              <w:start w:w="120" w:type="dxa"/>
-              <w:bottom w:w="100" w:type="dxa"/>
-              <w:end w:w="120" w:type="dxa"/>
-            </w:tcMar>
-            <w:vAlign w:val="center"/>
-          </w:tcPr>
-          <w:p>
-            <w:pPr>
-              <w:bidi/>
-              <w:jc w:val="right"/>
-            </w:pPr>
-            <w:r>
-              <w:rPr>
-                <w:rFonts w:ascii="Aptos" w:hAnsi="Aptos" w:eastAsia="Aptos"/>
-                <w:b w:val="0"/>
-                <w:color w:val="263746"/>
-                <w:sz w:val="17"/>
-              </w:rPr>
-              <w:t>פרטי הטיסות, הלינה והרכב ומחירי רכיב אם קיימים.</w:t>
-            </w:r>
-          </w:p>
-        </w:tc>
-      </w:tr>
-      <w:tr>
-        <w:tc>
-          <w:tcPr>
-            <w:tcW w:type="dxa" w:w="1944"/>
-            <w:tcMar>
-              <w:top w:w="100" w:type="dxa"/>
-              <w:start w:w="120" w:type="dxa"/>
-              <w:bottom w:w="100" w:type="dxa"/>
-              <w:end w:w="120" w:type="dxa"/>
-            </w:tcMar>
-            <w:vAlign w:val="center"/>
-            <w:shd w:fill="F5F8FA"/>
-          </w:tcPr>
-          <w:p>
-            <w:pPr>
-              <w:bidi/>
-              <w:jc w:val="right"/>
-            </w:pPr>
-            <w:r>
-              <w:rPr>
-                <w:rFonts w:ascii="Aptos" w:hAnsi="Aptos" w:eastAsia="Aptos"/>
-                <w:b/>
-                <w:color w:val="17324D"/>
-                <w:sz w:val="17"/>
-              </w:rPr>
-              <w:t>tradeoffs</w:t>
-            </w:r>
-          </w:p>
-        </w:tc>
-        <w:tc>
-          <w:tcPr>
-            <w:tcW w:type="dxa" w:w="1944"/>
-            <w:tcMar>
-              <w:top w:w="100" w:type="dxa"/>
-              <w:start w:w="120" w:type="dxa"/>
-              <w:bottom w:w="100" w:type="dxa"/>
-              <w:end w:w="120" w:type="dxa"/>
-            </w:tcMar>
-            <w:vAlign w:val="center"/>
-            <w:shd w:fill="F5F8FA"/>
-          </w:tcPr>
-          <w:p>
-            <w:pPr>
-              <w:bidi/>
-              <w:jc w:val="right"/>
-            </w:pPr>
-            <w:r>
-              <w:rPr>
-                <w:rFonts w:ascii="Aptos" w:hAnsi="Aptos" w:eastAsia="Aptos"/>
-                <w:b w:val="0"/>
-                <w:color w:val="263746"/>
-                <w:sz w:val="17"/>
-              </w:rPr>
-              <w:t>list[Tradeoff]</w:t>
-            </w:r>
-          </w:p>
-        </w:tc>
-        <w:tc>
-          <w:tcPr>
-            <w:tcW w:type="dxa" w:w="5832"/>
-            <w:tcMar>
-              <w:top w:w="100" w:type="dxa"/>
-              <w:start w:w="120" w:type="dxa"/>
-              <w:bottom w:w="100" w:type="dxa"/>
-              <w:end w:w="120" w:type="dxa"/>
-            </w:tcMar>
-            <w:vAlign w:val="center"/>
-            <w:shd w:fill="F5F8FA"/>
-          </w:tcPr>
-          <w:p>
-            <w:pPr>
-              <w:bidi/>
-              <w:jc w:val="right"/>
-            </w:pPr>
-            <w:r>
-              <w:rPr>
-                <w:rFonts w:ascii="Aptos" w:hAnsi="Aptos" w:eastAsia="Aptos"/>
-                <w:b w:val="0"/>
-                <w:color w:val="263746"/>
-                <w:sz w:val="17"/>
-              </w:rPr>
-              <w:t>העדפות שנפגעו, הסיבה והחלופה שנבחנה.</w:t>
-            </w:r>
-          </w:p>
-        </w:tc>
-      </w:tr>
-      <w:tr>
-        <w:tc>
-          <w:tcPr>
-            <w:tcW w:type="dxa" w:w="1944"/>
-            <w:tcMar>
-              <w:top w:w="100" w:type="dxa"/>
-              <w:start w:w="120" w:type="dxa"/>
-              <w:bottom w:w="100" w:type="dxa"/>
-              <w:end w:w="120" w:type="dxa"/>
-            </w:tcMar>
-            <w:vAlign w:val="center"/>
-          </w:tcPr>
-          <w:p>
-            <w:pPr>
-              <w:bidi/>
-              <w:jc w:val="right"/>
-            </w:pPr>
-            <w:r>
-              <w:rPr>
-                <w:rFonts w:ascii="Aptos" w:hAnsi="Aptos" w:eastAsia="Aptos"/>
-                <w:b/>
-                <w:color w:val="17324D"/>
-                <w:sz w:val="17"/>
-              </w:rPr>
-              <w:t>evidence</w:t>
-            </w:r>
-          </w:p>
-        </w:tc>
-        <w:tc>
-          <w:tcPr>
-            <w:tcW w:type="dxa" w:w="1944"/>
-            <w:tcMar>
-              <w:top w:w="100" w:type="dxa"/>
-              <w:start w:w="120" w:type="dxa"/>
-              <w:bottom w:w="100" w:type="dxa"/>
-              <w:end w:w="120" w:type="dxa"/>
-            </w:tcMar>
-            <w:vAlign w:val="center"/>
-          </w:tcPr>
-          <w:p>
-            <w:pPr>
-              <w:bidi/>
-              <w:jc w:val="right"/>
-            </w:pPr>
-            <w:r>
-              <w:rPr>
-                <w:rFonts w:ascii="Aptos" w:hAnsi="Aptos" w:eastAsia="Aptos"/>
-                <w:b w:val="0"/>
-                <w:color w:val="263746"/>
-                <w:sz w:val="17"/>
-              </w:rPr>
-              <w:t>list[EvidenceRef]</w:t>
-            </w:r>
-          </w:p>
-        </w:tc>
-        <w:tc>
-          <w:tcPr>
-            <w:tcW w:type="dxa" w:w="5832"/>
-            <w:tcMar>
-              <w:top w:w="100" w:type="dxa"/>
-              <w:start w:w="120" w:type="dxa"/>
-              <w:bottom w:w="100" w:type="dxa"/>
-              <w:end w:w="120" w:type="dxa"/>
-            </w:tcMar>
-            <w:vAlign w:val="center"/>
-          </w:tcPr>
-          <w:p>
-            <w:pPr>
-              <w:bidi/>
-              <w:jc w:val="right"/>
-            </w:pPr>
-            <w:r>
-              <w:rPr>
-                <w:rFonts w:ascii="Aptos" w:hAnsi="Aptos" w:eastAsia="Aptos"/>
-                <w:b w:val="0"/>
-                <w:color w:val="263746"/>
-                <w:sz w:val="17"/>
-              </w:rPr>
-              <w:t>ref, call_id, tool/source, data_date ושדות מקוריים רלוונטיים.</w:t>
-            </w:r>
-          </w:p>
-        </w:tc>
-      </w:tr>
-      <w:tr>
-        <w:tc>
-          <w:tcPr>
-            <w:tcW w:type="dxa" w:w="1944"/>
-            <w:tcMar>
-              <w:top w:w="100" w:type="dxa"/>
-              <w:start w:w="120" w:type="dxa"/>
-              <w:bottom w:w="100" w:type="dxa"/>
-              <w:end w:w="120" w:type="dxa"/>
-            </w:tcMar>
-            <w:vAlign w:val="center"/>
-            <w:shd w:fill="F5F8FA"/>
-          </w:tcPr>
-          <w:p>
-            <w:pPr>
-              <w:bidi/>
-              <w:jc w:val="right"/>
-            </w:pPr>
-            <w:r>
-              <w:rPr>
-                <w:rFonts w:ascii="Aptos" w:hAnsi="Aptos" w:eastAsia="Aptos"/>
-                <w:b/>
-                <w:color w:val="17324D"/>
-                <w:sz w:val="17"/>
-              </w:rPr>
-              <w:t>limitations</w:t>
-            </w:r>
-          </w:p>
-        </w:tc>
-        <w:tc>
-          <w:tcPr>
-            <w:tcW w:type="dxa" w:w="1944"/>
-            <w:tcMar>
-              <w:top w:w="100" w:type="dxa"/>
-              <w:start w:w="120" w:type="dxa"/>
-              <w:bottom w:w="100" w:type="dxa"/>
-              <w:end w:w="120" w:type="dxa"/>
-            </w:tcMar>
-            <w:vAlign w:val="center"/>
-            <w:shd w:fill="F5F8FA"/>
-          </w:tcPr>
-          <w:p>
-            <w:pPr>
-              <w:bidi/>
-              <w:jc w:val="right"/>
-            </w:pPr>
-            <w:r>
-              <w:rPr>
-                <w:rFonts w:ascii="Aptos" w:hAnsi="Aptos" w:eastAsia="Aptos"/>
-                <w:b w:val="0"/>
-                <w:color w:val="263746"/>
-                <w:sz w:val="17"/>
-              </w:rPr>
-              <w:t>list[str]</w:t>
-            </w:r>
-          </w:p>
-        </w:tc>
-        <w:tc>
-          <w:tcPr>
-            <w:tcW w:type="dxa" w:w="5832"/>
-            <w:tcMar>
-              <w:top w:w="100" w:type="dxa"/>
-              <w:start w:w="120" w:type="dxa"/>
-              <w:bottom w:w="100" w:type="dxa"/>
-              <w:end w:w="120" w:type="dxa"/>
-            </w:tcMar>
-            <w:vAlign w:val="center"/>
-            <w:shd w:fill="F5F8FA"/>
-          </w:tcPr>
-          <w:p>
-            <w:pPr>
-              <w:bidi/>
-              <w:jc w:val="right"/>
-            </w:pPr>
-            <w:r>
-              <w:rPr>
-                <w:rFonts w:ascii="Aptos" w:hAnsi="Aptos" w:eastAsia="Aptos"/>
-                <w:b w:val="0"/>
-                <w:color w:val="263746"/>
-                <w:sz w:val="17"/>
-              </w:rPr>
-              <w:t>שדות חסרים, זמינות לא מאומתת או מגבלות חיפוש.</w:t>
-            </w:r>
-          </w:p>
-        </w:tc>
-      </w:tr>
-    </w:tbl>
-    <w:p>
-      <w:pPr>
-        <w:spacing w:after="20"/>
-      </w:pPr>
-    </w:p>
-    <w:p>
-      <w:pPr>
-        <w:bidi/>
-        <w:spacing w:before="260" w:after="100"/>
-        <w:jc w:val="right"/>
-      </w:pPr>
-      <w:r>
-        <w:rPr>
-          <w:rFonts w:ascii="Aptos" w:hAnsi="Aptos" w:eastAsia="Aptos"/>
-          <w:b/>
-          <w:color w:val="17324D"/>
-          <w:sz w:val="32"/>
-        </w:rPr>
-        <w:t>כלים והרשאות נתונים</w:t>
-      </w:r>
-    </w:p>
-    <w:tbl>
-      <w:tblPr>
-        <w:tblW w:type="auto" w:w="0"/>
-        <w:jc w:val="center"/>
-        <w:tblLayout w:type="fixed"/>
-        <w:tblLook w:firstColumn="1" w:firstRow="1" w:lastColumn="0" w:lastRow="0" w:noHBand="0" w:noVBand="1" w:val="04A0"/>
-        <w:tblBorders>
-          <w:top w:val="single" w:sz="5" w:color="D9E1E8"/>
-          <w:left w:val="single" w:sz="5" w:color="D9E1E8"/>
-          <w:bottom w:val="single" w:sz="5" w:color="D9E1E8"/>
-          <w:right w:val="single" w:sz="5" w:color="D9E1E8"/>
-          <w:insideH w:val="single" w:sz="5" w:color="D9E1E8"/>
-          <w:insideV w:val="single" w:sz="5" w:color="D9E1E8"/>
-        </w:tblBorders>
-      </w:tblPr>
-      <w:tblGrid>
-        <w:gridCol w:w="3389"/>
-        <w:gridCol w:w="3389"/>
-        <w:gridCol w:w="3389"/>
-      </w:tblGrid>
-      <w:tr>
-        <w:tc>
-          <w:tcPr>
-            <w:tcW w:type="dxa" w:w="1944"/>
-            <w:shd w:fill="17324D"/>
-            <w:tcMar>
-              <w:top w:w="100" w:type="dxa"/>
-              <w:start w:w="120" w:type="dxa"/>
-              <w:bottom w:w="100" w:type="dxa"/>
-              <w:end w:w="120" w:type="dxa"/>
-            </w:tcMar>
-            <w:vAlign w:val="center"/>
-          </w:tcPr>
-          <w:p>
-            <w:pPr>
-              <w:bidi/>
-              <w:jc w:val="right"/>
-            </w:pPr>
-            <w:r>
-              <w:rPr>
-                <w:rFonts w:ascii="Aptos" w:hAnsi="Aptos" w:eastAsia="Aptos"/>
-                <w:b/>
-                <w:color w:val="FFFFFF"/>
-                <w:sz w:val="18"/>
-              </w:rPr>
-              <w:t>כלי / מקור</w:t>
-            </w:r>
-          </w:p>
-        </w:tc>
-        <w:tc>
-          <w:tcPr>
-            <w:tcW w:type="dxa" w:w="1944"/>
-            <w:shd w:fill="17324D"/>
-            <w:tcMar>
-              <w:top w:w="100" w:type="dxa"/>
-              <w:start w:w="120" w:type="dxa"/>
-              <w:bottom w:w="100" w:type="dxa"/>
-              <w:end w:w="120" w:type="dxa"/>
-            </w:tcMar>
-            <w:vAlign w:val="center"/>
-          </w:tcPr>
-          <w:p>
-            <w:pPr>
-              <w:bidi/>
-              <w:jc w:val="right"/>
-            </w:pPr>
-            <w:r>
-              <w:rPr>
-                <w:rFonts w:ascii="Aptos" w:hAnsi="Aptos" w:eastAsia="Aptos"/>
-                <w:b/>
-                <w:color w:val="FFFFFF"/>
-                <w:sz w:val="18"/>
-              </w:rPr>
-              <w:t>פעולה</w:t>
-            </w:r>
-          </w:p>
-        </w:tc>
-        <w:tc>
-          <w:tcPr>
-            <w:tcW w:type="dxa" w:w="5832"/>
-            <w:shd w:fill="17324D"/>
-            <w:tcMar>
-              <w:top w:w="100" w:type="dxa"/>
-              <w:start w:w="120" w:type="dxa"/>
-              <w:bottom w:w="100" w:type="dxa"/>
-              <w:end w:w="120" w:type="dxa"/>
-            </w:tcMar>
-            <w:vAlign w:val="center"/>
-          </w:tcPr>
-          <w:p>
-            <w:pPr>
-              <w:bidi/>
-              <w:jc w:val="right"/>
-            </w:pPr>
-            <w:r>
-              <w:rPr>
-                <w:rFonts w:ascii="Aptos" w:hAnsi="Aptos" w:eastAsia="Aptos"/>
-                <w:b/>
-                <w:color w:val="FFFFFF"/>
-                <w:sz w:val="18"/>
-              </w:rPr>
-              <w:t>נתונים נקראים או נכתבים</w:t>
-            </w:r>
-          </w:p>
-        </w:tc>
-      </w:tr>
-      <w:tr>
-        <w:tc>
-          <w:tcPr>
-            <w:tcW w:type="dxa" w:w="1944"/>
-            <w:tcMar>
-              <w:top w:w="100" w:type="dxa"/>
-              <w:start w:w="120" w:type="dxa"/>
-              <w:bottom w:w="100" w:type="dxa"/>
-              <w:end w:w="120" w:type="dxa"/>
-            </w:tcMar>
-            <w:vAlign w:val="center"/>
-          </w:tcPr>
-          <w:p>
-            <w:pPr>
-              <w:bidi/>
-              <w:jc w:val="right"/>
-            </w:pPr>
-            <w:r>
-              <w:rPr>
-                <w:rFonts w:ascii="Aptos" w:hAnsi="Aptos" w:eastAsia="Aptos"/>
-                <w:b/>
-                <w:color w:val="17324D"/>
-                <w:sz w:val="17"/>
-              </w:rPr>
-              <w:t>search_flights</w:t>
-            </w:r>
-          </w:p>
-        </w:tc>
-        <w:tc>
-          <w:tcPr>
-            <w:tcW w:type="dxa" w:w="1944"/>
-            <w:tcMar>
-              <w:top w:w="100" w:type="dxa"/>
-              <w:start w:w="120" w:type="dxa"/>
-              <w:bottom w:w="100" w:type="dxa"/>
-              <w:end w:w="120" w:type="dxa"/>
-            </w:tcMar>
-            <w:vAlign w:val="center"/>
-          </w:tcPr>
-          <w:p>
-            <w:pPr>
-              <w:bidi/>
-              <w:jc w:val="right"/>
-            </w:pPr>
-            <w:r>
-              <w:rPr>
-                <w:rFonts w:ascii="Aptos" w:hAnsi="Aptos" w:eastAsia="Aptos"/>
-                <w:b w:val="0"/>
-                <w:color w:val="263746"/>
-                <w:sz w:val="17"/>
-              </w:rPr>
-              <w:t>קריאה</w:t>
-            </w:r>
-          </w:p>
-        </w:tc>
-        <w:tc>
-          <w:tcPr>
-            <w:tcW w:type="dxa" w:w="5832"/>
-            <w:tcMar>
-              <w:top w:w="100" w:type="dxa"/>
-              <w:start w:w="120" w:type="dxa"/>
-              <w:bottom w:w="100" w:type="dxa"/>
-              <w:end w:w="120" w:type="dxa"/>
-            </w:tcMar>
-            <w:vAlign w:val="center"/>
-          </w:tcPr>
-          <w:p>
-            <w:pPr>
-              <w:bidi/>
-              <w:jc w:val="right"/>
-            </w:pPr>
-            <w:r>
-              <w:rPr>
-                <w:rFonts w:ascii="Aptos" w:hAnsi="Aptos" w:eastAsia="Aptos"/>
-                <w:b w:val="0"/>
-                <w:color w:val="263746"/>
-                <w:sz w:val="17"/>
-              </w:rPr>
-              <w:t>מוצא/יעד, תאריכים, נוסעים; קורא טבלת/מקור טיסות.</w:t>
-            </w:r>
-          </w:p>
-        </w:tc>
-      </w:tr>
-      <w:tr>
-        <w:tc>
-          <w:tcPr>
-            <w:tcW w:type="dxa" w:w="1944"/>
-            <w:tcMar>
-              <w:top w:w="100" w:type="dxa"/>
-              <w:start w:w="120" w:type="dxa"/>
-              <w:bottom w:w="100" w:type="dxa"/>
-              <w:end w:w="120" w:type="dxa"/>
-            </w:tcMar>
-            <w:vAlign w:val="center"/>
-            <w:shd w:fill="F5F8FA"/>
-          </w:tcPr>
-          <w:p>
-            <w:pPr>
-              <w:bidi/>
-              <w:jc w:val="right"/>
-            </w:pPr>
-            <w:r>
-              <w:rPr>
-                <w:rFonts w:ascii="Aptos" w:hAnsi="Aptos" w:eastAsia="Aptos"/>
-                <w:b/>
-                <w:color w:val="17324D"/>
-                <w:sz w:val="17"/>
-              </w:rPr>
-              <w:t>search_hotels</w:t>
-            </w:r>
-          </w:p>
-        </w:tc>
-        <w:tc>
-          <w:tcPr>
-            <w:tcW w:type="dxa" w:w="1944"/>
-            <w:tcMar>
-              <w:top w:w="100" w:type="dxa"/>
-              <w:start w:w="120" w:type="dxa"/>
-              <w:bottom w:w="100" w:type="dxa"/>
-              <w:end w:w="120" w:type="dxa"/>
-            </w:tcMar>
-            <w:vAlign w:val="center"/>
-            <w:shd w:fill="F5F8FA"/>
-          </w:tcPr>
-          <w:p>
-            <w:pPr>
-              <w:bidi/>
-              <w:jc w:val="right"/>
-            </w:pPr>
-            <w:r>
-              <w:rPr>
-                <w:rFonts w:ascii="Aptos" w:hAnsi="Aptos" w:eastAsia="Aptos"/>
-                <w:b w:val="0"/>
-                <w:color w:val="263746"/>
-                <w:sz w:val="17"/>
-              </w:rPr>
-              <w:t>קריאה</w:t>
-            </w:r>
-          </w:p>
-        </w:tc>
-        <w:tc>
-          <w:tcPr>
-            <w:tcW w:type="dxa" w:w="5832"/>
-            <w:tcMar>
-              <w:top w:w="100" w:type="dxa"/>
-              <w:start w:w="120" w:type="dxa"/>
-              <w:bottom w:w="100" w:type="dxa"/>
-              <w:end w:w="120" w:type="dxa"/>
-            </w:tcMar>
-            <w:vAlign w:val="center"/>
-            <w:shd w:fill="F5F8FA"/>
-          </w:tcPr>
-          <w:p>
-            <w:pPr>
-              <w:bidi/>
-              <w:jc w:val="right"/>
-            </w:pPr>
-            <w:r>
-              <w:rPr>
-                <w:rFonts w:ascii="Aptos" w:hAnsi="Aptos" w:eastAsia="Aptos"/>
-                <w:b w:val="0"/>
-                <w:color w:val="263746"/>
-                <w:sz w:val="17"/>
-              </w:rPr>
-              <w:t>עיר/תאריכים/קבוצה/העדפות; קורא נתוני לינה.</w:t>
-            </w:r>
-          </w:p>
-        </w:tc>
-      </w:tr>
-      <w:tr>
-        <w:tc>
-          <w:tcPr>
-            <w:tcW w:type="dxa" w:w="1944"/>
-            <w:tcMar>
-              <w:top w:w="100" w:type="dxa"/>
-              <w:start w:w="120" w:type="dxa"/>
-              <w:bottom w:w="100" w:type="dxa"/>
-              <w:end w:w="120" w:type="dxa"/>
-            </w:tcMar>
-            <w:vAlign w:val="center"/>
-          </w:tcPr>
-          <w:p>
-            <w:pPr>
-              <w:bidi/>
-              <w:jc w:val="right"/>
-            </w:pPr>
-            <w:r>
-              <w:rPr>
-                <w:rFonts w:ascii="Aptos" w:hAnsi="Aptos" w:eastAsia="Aptos"/>
-                <w:b/>
-                <w:color w:val="17324D"/>
-                <w:sz w:val="17"/>
-              </w:rPr>
-              <w:t>search_cars</w:t>
-            </w:r>
-          </w:p>
-        </w:tc>
-        <w:tc>
-          <w:tcPr>
-            <w:tcW w:type="dxa" w:w="1944"/>
-            <w:tcMar>
-              <w:top w:w="100" w:type="dxa"/>
-              <w:start w:w="120" w:type="dxa"/>
-              <w:bottom w:w="100" w:type="dxa"/>
-              <w:end w:w="120" w:type="dxa"/>
-            </w:tcMar>
-            <w:vAlign w:val="center"/>
-          </w:tcPr>
-          <w:p>
-            <w:pPr>
-              <w:bidi/>
-              <w:jc w:val="right"/>
-            </w:pPr>
-            <w:r>
-              <w:rPr>
-                <w:rFonts w:ascii="Aptos" w:hAnsi="Aptos" w:eastAsia="Aptos"/>
-                <w:b w:val="0"/>
-                <w:color w:val="263746"/>
-                <w:sz w:val="17"/>
-              </w:rPr>
-              <w:t>קריאה</w:t>
-            </w:r>
-          </w:p>
-        </w:tc>
-        <w:tc>
-          <w:tcPr>
-            <w:tcW w:type="dxa" w:w="5832"/>
-            <w:tcMar>
-              <w:top w:w="100" w:type="dxa"/>
-              <w:start w:w="120" w:type="dxa"/>
-              <w:bottom w:w="100" w:type="dxa"/>
-              <w:end w:w="120" w:type="dxa"/>
-            </w:tcMar>
-            <w:vAlign w:val="center"/>
-          </w:tcPr>
-          <w:p>
-            <w:pPr>
-              <w:bidi/>
-              <w:jc w:val="right"/>
-            </w:pPr>
-            <w:r>
-              <w:rPr>
-                <w:rFonts w:ascii="Aptos" w:hAnsi="Aptos" w:eastAsia="Aptos"/>
-                <w:b w:val="0"/>
-                <w:color w:val="263746"/>
-                <w:sz w:val="17"/>
-              </w:rPr>
-              <w:t>תאריכים/קיבולת/יעד; קורא נתוני רכב.</w:t>
-            </w:r>
-          </w:p>
-        </w:tc>
-      </w:tr>
-      <w:tr>
-        <w:tc>
-          <w:tcPr>
-            <w:tcW w:type="dxa" w:w="1944"/>
-            <w:tcMar>
-              <w:top w:w="100" w:type="dxa"/>
-              <w:start w:w="120" w:type="dxa"/>
-              <w:bottom w:w="100" w:type="dxa"/>
-              <w:end w:w="120" w:type="dxa"/>
-            </w:tcMar>
-            <w:vAlign w:val="center"/>
-            <w:shd w:fill="F5F8FA"/>
-          </w:tcPr>
-          <w:p>
-            <w:pPr>
-              <w:bidi/>
-              <w:jc w:val="right"/>
-            </w:pPr>
-            <w:r>
-              <w:rPr>
-                <w:rFonts w:ascii="Aptos" w:hAnsi="Aptos" w:eastAsia="Aptos"/>
-                <w:b/>
-                <w:color w:val="17324D"/>
-                <w:sz w:val="17"/>
-              </w:rPr>
-              <w:t>calculate_price</w:t>
-            </w:r>
-          </w:p>
-        </w:tc>
-        <w:tc>
-          <w:tcPr>
-            <w:tcW w:type="dxa" w:w="1944"/>
-            <w:tcMar>
-              <w:top w:w="100" w:type="dxa"/>
-              <w:start w:w="120" w:type="dxa"/>
-              <w:bottom w:w="100" w:type="dxa"/>
-              <w:end w:w="120" w:type="dxa"/>
-            </w:tcMar>
-            <w:vAlign w:val="center"/>
-            <w:shd w:fill="F5F8FA"/>
-          </w:tcPr>
-          <w:p>
-            <w:pPr>
-              <w:bidi/>
-              <w:jc w:val="right"/>
-            </w:pPr>
-            <w:r>
-              <w:rPr>
-                <w:rFonts w:ascii="Aptos" w:hAnsi="Aptos" w:eastAsia="Aptos"/>
-                <w:b w:val="0"/>
-                <w:color w:val="263746"/>
-                <w:sz w:val="17"/>
-              </w:rPr>
-              <w:t>קריאה וחישוב</w:t>
-            </w:r>
-          </w:p>
-        </w:tc>
-        <w:tc>
-          <w:tcPr>
-            <w:tcW w:type="dxa" w:w="5832"/>
-            <w:tcMar>
-              <w:top w:w="100" w:type="dxa"/>
-              <w:start w:w="120" w:type="dxa"/>
-              <w:bottom w:w="100" w:type="dxa"/>
-              <w:end w:w="120" w:type="dxa"/>
-            </w:tcMar>
-            <w:vAlign w:val="center"/>
-            <w:shd w:fill="F5F8FA"/>
-          </w:tcPr>
-          <w:p>
-            <w:pPr>
-              <w:bidi/>
-              <w:jc w:val="right"/>
-            </w:pPr>
-            <w:r>
-              <w:rPr>
-                <w:rFonts w:ascii="Aptos" w:hAnsi="Aptos" w:eastAsia="Aptos"/>
-                <w:b w:val="0"/>
-                <w:color w:val="263746"/>
-                <w:sz w:val="17"/>
-              </w:rPr>
-              <w:t>refs והרכב נבחר; מחזיר מחיר כולל ו־call_id. אין כתיבה להזמנה.</w:t>
-            </w:r>
-          </w:p>
-        </w:tc>
-      </w:tr>
-    </w:tbl>
-    <w:p>
-      <w:pPr>
-        <w:spacing w:after="20"/>
-      </w:pPr>
-    </w:p>
-    <w:p>
-      <w:pPr>
-        <w:bidi/>
-        <w:spacing w:before="260" w:after="100"/>
-        <w:jc w:val="right"/>
-      </w:pPr>
-      <w:r>
-        <w:rPr>
-          <w:rFonts w:ascii="Aptos" w:hAnsi="Aptos" w:eastAsia="Aptos"/>
-          <w:b/>
-          <w:color w:val="17324D"/>
-          <w:sz w:val="32"/>
-        </w:rPr>
-        <w:t>חיבור למימוש הקיים</w:t>
-      </w:r>
-    </w:p>
-    <w:tbl>
-      <w:tblPr>
-        <w:tblW w:type="auto" w:w="0"/>
-        <w:jc w:val="center"/>
-        <w:tblLayout w:type="fixed"/>
-        <w:tblLook w:firstColumn="1" w:firstRow="1" w:lastColumn="0" w:lastRow="0" w:noHBand="0" w:noVBand="1" w:val="04A0"/>
-        <w:tblBorders>
-          <w:top w:val="single" w:sz="5" w:color="D9E1E8"/>
-          <w:left w:val="single" w:sz="5" w:color="D9E1E8"/>
-          <w:bottom w:val="single" w:sz="5" w:color="D9E1E8"/>
-          <w:right w:val="single" w:sz="5" w:color="D9E1E8"/>
-          <w:insideH w:val="single" w:sz="5" w:color="D9E1E8"/>
-          <w:insideV w:val="single" w:sz="5" w:color="D9E1E8"/>
-        </w:tblBorders>
-      </w:tblPr>
-      <w:tblGrid>
-        <w:gridCol w:w="3389"/>
-        <w:gridCol w:w="3389"/>
-        <w:gridCol w:w="3389"/>
-      </w:tblGrid>
-      <w:tr>
-        <w:tc>
-          <w:tcPr>
-            <w:tcW w:type="dxa" w:w="1944"/>
-            <w:shd w:fill="17324D"/>
-            <w:tcMar>
-              <w:top w:w="100" w:type="dxa"/>
-              <w:start w:w="120" w:type="dxa"/>
-              <w:bottom w:w="100" w:type="dxa"/>
-              <w:end w:w="120" w:type="dxa"/>
-            </w:tcMar>
-            <w:vAlign w:val="center"/>
-          </w:tcPr>
-          <w:p>
-            <w:pPr>
-              <w:bidi/>
-              <w:jc w:val="right"/>
-            </w:pPr>
-            <w:r>
-              <w:rPr>
-                <w:rFonts w:ascii="Aptos" w:hAnsi="Aptos" w:eastAsia="Aptos"/>
-                <w:b/>
-                <w:color w:val="FFFFFF"/>
-                <w:sz w:val="18"/>
-              </w:rPr>
-              <w:t>קובץ / רכיב</w:t>
-            </w:r>
-          </w:p>
-        </w:tc>
-        <w:tc>
-          <w:tcPr>
-            <w:tcW w:type="dxa" w:w="1944"/>
-            <w:shd w:fill="17324D"/>
-            <w:tcMar>
-              <w:top w:w="100" w:type="dxa"/>
-              <w:start w:w="120" w:type="dxa"/>
-              <w:bottom w:w="100" w:type="dxa"/>
-              <w:end w:w="120" w:type="dxa"/>
-            </w:tcMar>
-            <w:vAlign w:val="center"/>
-          </w:tcPr>
-          <w:p>
-            <w:pPr>
-              <w:bidi/>
-              <w:jc w:val="right"/>
-            </w:pPr>
-            <w:r>
-              <w:rPr>
-                <w:rFonts w:ascii="Aptos" w:hAnsi="Aptos" w:eastAsia="Aptos"/>
-                <w:b/>
-                <w:color w:val="FFFFFF"/>
-                <w:sz w:val="18"/>
-              </w:rPr>
-              <w:t>מה לשנות או לבדוק</w:t>
-            </w:r>
-          </w:p>
-        </w:tc>
-        <w:tc>
-          <w:tcPr>
-            <w:tcW w:type="dxa" w:w="5832"/>
-            <w:shd w:fill="17324D"/>
-            <w:tcMar>
-              <w:top w:w="100" w:type="dxa"/>
-              <w:start w:w="120" w:type="dxa"/>
-              <w:bottom w:w="100" w:type="dxa"/>
-              <w:end w:w="120" w:type="dxa"/>
-            </w:tcMar>
-            <w:vAlign w:val="center"/>
-          </w:tcPr>
-          <w:p>
-            <w:pPr>
-              <w:bidi/>
-              <w:jc w:val="right"/>
-            </w:pPr>
-            <w:r>
-              <w:rPr>
-                <w:rFonts w:ascii="Aptos" w:hAnsi="Aptos" w:eastAsia="Aptos"/>
-                <w:b/>
-                <w:color w:val="FFFFFF"/>
-                <w:sz w:val="18"/>
-              </w:rPr>
-              <w:t>תוצר נדרש</w:t>
-            </w:r>
-          </w:p>
-        </w:tc>
-      </w:tr>
-      <w:tr>
-        <w:tc>
-          <w:tcPr>
-            <w:tcW w:type="dxa" w:w="1944"/>
-            <w:tcMar>
-              <w:top w:w="100" w:type="dxa"/>
-              <w:start w:w="120" w:type="dxa"/>
-              <w:bottom w:w="100" w:type="dxa"/>
-              <w:end w:w="120" w:type="dxa"/>
-            </w:tcMar>
-            <w:vAlign w:val="center"/>
-          </w:tcPr>
-          <w:p>
-            <w:pPr>
-              <w:bidi/>
-              <w:jc w:val="right"/>
-            </w:pPr>
-            <w:r>
-              <w:rPr>
-                <w:rFonts w:ascii="Aptos" w:hAnsi="Aptos" w:eastAsia="Aptos"/>
-                <w:b/>
-                <w:color w:val="17324D"/>
-                <w:sz w:val="17"/>
-              </w:rPr>
-              <w:t>systems/multi_agent.py / AGENTS</w:t>
-            </w:r>
-          </w:p>
-        </w:tc>
-        <w:tc>
-          <w:tcPr>
-            <w:tcW w:type="dxa" w:w="1944"/>
-            <w:tcMar>
-              <w:top w:w="100" w:type="dxa"/>
-              <w:start w:w="120" w:type="dxa"/>
-              <w:bottom w:w="100" w:type="dxa"/>
-              <w:end w:w="120" w:type="dxa"/>
-            </w:tcMar>
-            <w:vAlign w:val="center"/>
-          </w:tcPr>
-          <w:p>
-            <w:pPr>
-              <w:bidi/>
-              <w:jc w:val="right"/>
-            </w:pPr>
-            <w:r>
-              <w:rPr>
-                <w:rFonts w:ascii="Aptos" w:hAnsi="Aptos" w:eastAsia="Aptos"/>
-                <w:b w:val="0"/>
-                <w:color w:val="263746"/>
-                <w:sz w:val="17"/>
-              </w:rPr>
-              <w:t>לשמר שם trip_manager, allowlist וגבולות max_iter=4, max_exec=60s</w:t>
-            </w:r>
-          </w:p>
-        </w:tc>
-        <w:tc>
-          <w:tcPr>
-            <w:tcW w:type="dxa" w:w="5832"/>
-            <w:tcMar>
-              <w:top w:w="100" w:type="dxa"/>
-              <w:start w:w="120" w:type="dxa"/>
-              <w:bottom w:w="100" w:type="dxa"/>
-              <w:end w:w="120" w:type="dxa"/>
-            </w:tcMar>
-            <w:vAlign w:val="center"/>
-          </w:tcPr>
-          <w:p>
-            <w:pPr>
-              <w:bidi/>
-              <w:jc w:val="right"/>
-            </w:pPr>
-            <w:r>
-              <w:rPr>
-                <w:rFonts w:ascii="Aptos" w:hAnsi="Aptos" w:eastAsia="Aptos"/>
-                <w:b w:val="0"/>
-                <w:color w:val="263746"/>
-                <w:sz w:val="17"/>
-              </w:rPr>
-              <w:t>תוצר PackageDecision.</w:t>
-            </w:r>
-          </w:p>
-        </w:tc>
-      </w:tr>
-      <w:tr>
-        <w:tc>
-          <w:tcPr>
-            <w:tcW w:type="dxa" w:w="1944"/>
-            <w:tcMar>
-              <w:top w:w="100" w:type="dxa"/>
-              <w:start w:w="120" w:type="dxa"/>
-              <w:bottom w:w="100" w:type="dxa"/>
-              <w:end w:w="120" w:type="dxa"/>
-            </w:tcMar>
-            <w:vAlign w:val="center"/>
-            <w:shd w:fill="F5F8FA"/>
-          </w:tcPr>
-          <w:p>
-            <w:pPr>
-              <w:bidi/>
-              <w:jc w:val="right"/>
-            </w:pPr>
-            <w:r>
-              <w:rPr>
-                <w:rFonts w:ascii="Aptos" w:hAnsi="Aptos" w:eastAsia="Aptos"/>
-                <w:b/>
-                <w:color w:val="17324D"/>
-                <w:sz w:val="17"/>
-              </w:rPr>
-              <w:t>systems/agent_common.py</w:t>
-            </w:r>
-          </w:p>
-        </w:tc>
-        <w:tc>
-          <w:tcPr>
-            <w:tcW w:type="dxa" w:w="1944"/>
-            <w:tcMar>
-              <w:top w:w="100" w:type="dxa"/>
-              <w:start w:w="120" w:type="dxa"/>
-              <w:bottom w:w="100" w:type="dxa"/>
-              <w:end w:w="120" w:type="dxa"/>
-            </w:tcMar>
-            <w:vAlign w:val="center"/>
-            <w:shd w:fill="F5F8FA"/>
-          </w:tcPr>
-          <w:p>
-            <w:pPr>
-              <w:bidi/>
-              <w:jc w:val="right"/>
-            </w:pPr>
-            <w:r>
-              <w:rPr>
-                <w:rFonts w:ascii="Aptos" w:hAnsi="Aptos" w:eastAsia="Aptos"/>
-                <w:b w:val="0"/>
-                <w:color w:val="263746"/>
-                <w:sz w:val="17"/>
-              </w:rPr>
-              <w:t>request_context, המרות וחיבור שדות לחבילה</w:t>
-            </w:r>
-          </w:p>
-        </w:tc>
-        <w:tc>
-          <w:tcPr>
-            <w:tcW w:type="dxa" w:w="5832"/>
-            <w:tcMar>
-              <w:top w:w="100" w:type="dxa"/>
-              <w:start w:w="120" w:type="dxa"/>
-              <w:bottom w:w="100" w:type="dxa"/>
-              <w:end w:w="120" w:type="dxa"/>
-            </w:tcMar>
-            <w:vAlign w:val="center"/>
-            <w:shd w:fill="F5F8FA"/>
-          </w:tcPr>
-          <w:p>
-            <w:pPr>
-              <w:bidi/>
-              <w:jc w:val="right"/>
-            </w:pPr>
-            <w:r>
-              <w:rPr>
-                <w:rFonts w:ascii="Aptos" w:hAnsi="Aptos" w:eastAsia="Aptos"/>
-                <w:b w:val="0"/>
-                <w:color w:val="263746"/>
-                <w:sz w:val="17"/>
-              </w:rPr>
-              <w:t>אין לאבד refs או price_call_id.</w:t>
-            </w:r>
-          </w:p>
-        </w:tc>
-      </w:tr>
-      <w:tr>
-        <w:tc>
-          <w:tcPr>
-            <w:tcW w:type="dxa" w:w="1944"/>
-            <w:tcMar>
-              <w:top w:w="100" w:type="dxa"/>
-              <w:start w:w="120" w:type="dxa"/>
-              <w:bottom w:w="100" w:type="dxa"/>
-              <w:end w:w="120" w:type="dxa"/>
-            </w:tcMar>
-            <w:vAlign w:val="center"/>
-          </w:tcPr>
-          <w:p>
-            <w:pPr>
-              <w:bidi/>
-              <w:jc w:val="right"/>
-            </w:pPr>
-            <w:r>
-              <w:rPr>
-                <w:rFonts w:ascii="Aptos" w:hAnsi="Aptos" w:eastAsia="Aptos"/>
-                <w:b/>
-                <w:color w:val="17324D"/>
-                <w:sz w:val="17"/>
-              </w:rPr>
-              <w:t>systems/crew_tools.py</w:t>
-            </w:r>
-          </w:p>
-        </w:tc>
-        <w:tc>
-          <w:tcPr>
-            <w:tcW w:type="dxa" w:w="1944"/>
-            <w:tcMar>
-              <w:top w:w="100" w:type="dxa"/>
-              <w:start w:w="120" w:type="dxa"/>
-              <w:bottom w:w="100" w:type="dxa"/>
-              <w:end w:w="120" w:type="dxa"/>
-            </w:tcMar>
-            <w:vAlign w:val="center"/>
-          </w:tcPr>
-          <w:p>
-            <w:pPr>
-              <w:bidi/>
-              <w:jc w:val="right"/>
-            </w:pPr>
-            <w:r>
-              <w:rPr>
-                <w:rFonts w:ascii="Aptos" w:hAnsi="Aptos" w:eastAsia="Aptos"/>
-                <w:b w:val="0"/>
-                <w:color w:val="263746"/>
-                <w:sz w:val="17"/>
-              </w:rPr>
-              <w:t>אימות schema לכלי וקישור ToolLog</w:t>
-            </w:r>
-          </w:p>
-        </w:tc>
-        <w:tc>
-          <w:tcPr>
-            <w:tcW w:type="dxa" w:w="5832"/>
-            <w:tcMar>
-              <w:top w:w="100" w:type="dxa"/>
-              <w:start w:w="120" w:type="dxa"/>
-              <w:bottom w:w="100" w:type="dxa"/>
-              <w:end w:w="120" w:type="dxa"/>
-            </w:tcMar>
-            <w:vAlign w:val="center"/>
-          </w:tcPr>
-          <w:p>
-            <w:pPr>
-              <w:bidi/>
-              <w:jc w:val="right"/>
-            </w:pPr>
-            <w:r>
-              <w:rPr>
-                <w:rFonts w:ascii="Aptos" w:hAnsi="Aptos" w:eastAsia="Aptos"/>
-                <w:b w:val="0"/>
-                <w:color w:val="263746"/>
-                <w:sz w:val="17"/>
-              </w:rPr>
-              <w:t>לכל שימוש כלי call_id, משך וסטטוס.</w:t>
-            </w:r>
-          </w:p>
-        </w:tc>
-      </w:tr>
-      <w:tr>
-        <w:tc>
-          <w:tcPr>
-            <w:tcW w:type="dxa" w:w="1944"/>
-            <w:tcMar>
-              <w:top w:w="100" w:type="dxa"/>
-              <w:start w:w="120" w:type="dxa"/>
-              <w:bottom w:w="100" w:type="dxa"/>
-              <w:end w:w="120" w:type="dxa"/>
-            </w:tcMar>
-            <w:vAlign w:val="center"/>
-            <w:shd w:fill="F5F8FA"/>
-          </w:tcPr>
-          <w:p>
-            <w:pPr>
-              <w:bidi/>
-              <w:jc w:val="right"/>
-            </w:pPr>
-            <w:r>
-              <w:rPr>
-                <w:rFonts w:ascii="Aptos" w:hAnsi="Aptos" w:eastAsia="Aptos"/>
-                <w:b/>
-                <w:color w:val="17324D"/>
-                <w:sz w:val="17"/>
-              </w:rPr>
-              <w:t>models.py</w:t>
-            </w:r>
-          </w:p>
-        </w:tc>
-        <w:tc>
-          <w:tcPr>
-            <w:tcW w:type="dxa" w:w="1944"/>
-            <w:tcMar>
-              <w:top w:w="100" w:type="dxa"/>
-              <w:start w:w="120" w:type="dxa"/>
-              <w:bottom w:w="100" w:type="dxa"/>
-              <w:end w:w="120" w:type="dxa"/>
-            </w:tcMar>
-            <w:vAlign w:val="center"/>
-            <w:shd w:fill="F5F8FA"/>
-          </w:tcPr>
-          <w:p>
-            <w:pPr>
-              <w:bidi/>
-              <w:jc w:val="right"/>
-            </w:pPr>
-            <w:r>
-              <w:rPr>
-                <w:rFonts w:ascii="Aptos" w:hAnsi="Aptos" w:eastAsia="Aptos"/>
-                <w:b w:val="0"/>
-                <w:color w:val="263746"/>
-                <w:sz w:val="17"/>
-              </w:rPr>
-              <w:t>בדיקת PackageDecision ושדות נדרשים</w:t>
-            </w:r>
-          </w:p>
-        </w:tc>
-        <w:tc>
-          <w:tcPr>
-            <w:tcW w:type="dxa" w:w="5832"/>
-            <w:tcMar>
-              <w:top w:w="100" w:type="dxa"/>
-              <w:start w:w="120" w:type="dxa"/>
-              <w:bottom w:w="100" w:type="dxa"/>
-              <w:end w:w="120" w:type="dxa"/>
-            </w:tcMar>
-            <w:vAlign w:val="center"/>
-            <w:shd w:fill="F5F8FA"/>
-          </w:tcPr>
-          <w:p>
-            <w:pPr>
-              <w:bidi/>
-              <w:jc w:val="right"/>
-            </w:pPr>
-            <w:r>
-              <w:rPr>
-                <w:rFonts w:ascii="Aptos" w:hAnsi="Aptos" w:eastAsia="Aptos"/>
-                <w:b w:val="0"/>
-                <w:color w:val="263746"/>
-                <w:sz w:val="17"/>
-              </w:rPr>
-              <w:t>טיפוסים תואמים consumers.</w:t>
-            </w:r>
-          </w:p>
-        </w:tc>
-      </w:tr>
-      <w:tr>
-        <w:tc>
-          <w:tcPr>
-            <w:tcW w:type="dxa" w:w="1944"/>
-            <w:tcMar>
-              <w:top w:w="100" w:type="dxa"/>
-              <w:start w:w="120" w:type="dxa"/>
-              <w:bottom w:w="100" w:type="dxa"/>
-              <w:end w:w="120" w:type="dxa"/>
-            </w:tcMar>
-            <w:vAlign w:val="center"/>
-          </w:tcPr>
-          <w:p>
-            <w:pPr>
-              <w:bidi/>
-              <w:jc w:val="right"/>
-            </w:pPr>
-            <w:r>
-              <w:rPr>
-                <w:rFonts w:ascii="Aptos" w:hAnsi="Aptos" w:eastAsia="Aptos"/>
-                <w:b/>
-                <w:color w:val="17324D"/>
-                <w:sz w:val="17"/>
-              </w:rPr>
-              <w:t>pipeline.py / checks.py / systems/base.py</w:t>
-            </w:r>
-          </w:p>
-        </w:tc>
-        <w:tc>
-          <w:tcPr>
-            <w:tcW w:type="dxa" w:w="1944"/>
-            <w:tcMar>
-              <w:top w:w="100" w:type="dxa"/>
-              <w:start w:w="120" w:type="dxa"/>
-              <w:bottom w:w="100" w:type="dxa"/>
-              <w:end w:w="120" w:type="dxa"/>
-            </w:tcMar>
-            <w:vAlign w:val="center"/>
-          </w:tcPr>
-          <w:p>
-            <w:pPr>
-              <w:bidi/>
-              <w:jc w:val="right"/>
-            </w:pPr>
-            <w:r>
-              <w:rPr>
-                <w:rFonts w:ascii="Aptos" w:hAnsi="Aptos" w:eastAsia="Aptos"/>
-                <w:b w:val="0"/>
-                <w:color w:val="263746"/>
-                <w:sz w:val="17"/>
-              </w:rPr>
-              <w:t>תיאום בדיקות קשיחות והמרת התוצאה</w:t>
-            </w:r>
-          </w:p>
-        </w:tc>
-        <w:tc>
-          <w:tcPr>
-            <w:tcW w:type="dxa" w:w="5832"/>
-            <w:tcMar>
-              <w:top w:w="100" w:type="dxa"/>
-              <w:start w:w="120" w:type="dxa"/>
-              <w:bottom w:w="100" w:type="dxa"/>
-              <w:end w:w="120" w:type="dxa"/>
-            </w:tcMar>
-            <w:vAlign w:val="center"/>
-          </w:tcPr>
-          <w:p>
-            <w:pPr>
-              <w:bidi/>
-              <w:jc w:val="right"/>
-            </w:pPr>
-            <w:r>
-              <w:rPr>
-                <w:rFonts w:ascii="Aptos" w:hAnsi="Aptos" w:eastAsia="Aptos"/>
-                <w:b w:val="0"/>
-                <w:color w:val="263746"/>
-                <w:sz w:val="17"/>
-              </w:rPr>
-              <w:t>אין שינוי לוגיקת validators על ידי הסוכן.</w:t>
-            </w:r>
-          </w:p>
-        </w:tc>
-      </w:tr>
-      <w:tr>
-        <w:tc>
-          <w:tcPr>
-            <w:tcW w:type="dxa" w:w="1944"/>
-            <w:tcMar>
-              <w:top w:w="100" w:type="dxa"/>
-              <w:start w:w="120" w:type="dxa"/>
-              <w:bottom w:w="100" w:type="dxa"/>
-              <w:end w:w="120" w:type="dxa"/>
-            </w:tcMar>
-            <w:vAlign w:val="center"/>
-            <w:shd w:fill="F5F8FA"/>
-          </w:tcPr>
-          <w:p>
-            <w:pPr>
-              <w:bidi/>
-              <w:jc w:val="right"/>
-            </w:pPr>
-            <w:r>
-              <w:rPr>
-                <w:rFonts w:ascii="Aptos" w:hAnsi="Aptos" w:eastAsia="Aptos"/>
-                <w:b/>
-                <w:color w:val="17324D"/>
-                <w:sz w:val="17"/>
-              </w:rPr>
-              <w:t>tests/test_agents_wiring.py / test_tools.py / test_comparison_api.py</w:t>
-            </w:r>
-          </w:p>
-        </w:tc>
-        <w:tc>
-          <w:tcPr>
-            <w:tcW w:type="dxa" w:w="1944"/>
-            <w:tcMar>
-              <w:top w:w="100" w:type="dxa"/>
-              <w:start w:w="120" w:type="dxa"/>
-              <w:bottom w:w="100" w:type="dxa"/>
-              <w:end w:w="120" w:type="dxa"/>
-            </w:tcMar>
-            <w:vAlign w:val="center"/>
-            <w:shd w:fill="F5F8FA"/>
-          </w:tcPr>
-          <w:p>
-            <w:pPr>
-              <w:bidi/>
-              <w:jc w:val="right"/>
-            </w:pPr>
-            <w:r>
-              <w:rPr>
-                <w:rFonts w:ascii="Aptos" w:hAnsi="Aptos" w:eastAsia="Aptos"/>
-                <w:b w:val="0"/>
-                <w:color w:val="263746"/>
-                <w:sz w:val="17"/>
-              </w:rPr>
-              <w:t>להוסיף fixtures וחוזה API</w:t>
-            </w:r>
-          </w:p>
-        </w:tc>
-        <w:tc>
-          <w:tcPr>
-            <w:tcW w:type="dxa" w:w="5832"/>
-            <w:tcMar>
-              <w:top w:w="100" w:type="dxa"/>
-              <w:start w:w="120" w:type="dxa"/>
-              <w:bottom w:w="100" w:type="dxa"/>
-              <w:end w:w="120" w:type="dxa"/>
-            </w:tcMar>
-            <w:vAlign w:val="center"/>
-            <w:shd w:fill="F5F8FA"/>
-          </w:tcPr>
-          <w:p>
-            <w:pPr>
-              <w:bidi/>
-              <w:jc w:val="right"/>
-            </w:pPr>
-            <w:r>
-              <w:rPr>
-                <w:rFonts w:ascii="Aptos" w:hAnsi="Aptos" w:eastAsia="Aptos"/>
-                <w:b w:val="0"/>
-                <w:color w:val="263746"/>
-                <w:sz w:val="17"/>
-              </w:rPr>
-              <w:t>בדיקות אינטגרציה ואי־רגרסיה.</w:t>
-            </w:r>
-          </w:p>
-        </w:tc>
-      </w:tr>
-    </w:tbl>
-    <w:p>
-      <w:pPr>
-        <w:spacing w:after="20"/>
-      </w:pPr>
-    </w:p>
-    <w:p>
-      <w:pPr>
-        <w:bidi/>
-        <w:spacing w:before="260" w:after="100"/>
-        <w:jc w:val="right"/>
-      </w:pPr>
-      <w:r>
-        <w:rPr>
-          <w:rFonts w:ascii="Aptos" w:hAnsi="Aptos" w:eastAsia="Aptos"/>
-          <w:b/>
-          <w:color w:val="17324D"/>
-          <w:sz w:val="32"/>
-        </w:rPr>
-        <w:t>כללי איכות, מקורות ונתונים</w:t>
+        <w:t>הפלט הקיים</w:t>
       </w:r>
     </w:p>
     <w:p>
       <w:pPr>
-        <w:pStyle w:val="ListBullet"/>
-        <w:bidi/>
-        <w:spacing w:after="60"/>
-        <w:jc w:val="right"/>
+        <w:widowControl/>
+        <w:bidi w:val="1"/>
+        <w:spacing w:after="60" w:line="259" w:lineRule="auto"/>
+        <w:jc w:val="start"/>
       </w:pPr>
       <w:r>
         <w:rPr>
-          <w:rFonts w:ascii="Aptos" w:hAnsi="Aptos" w:eastAsia="Aptos"/>
-          <w:b w:val="0"/>
-          <w:color w:val="263746"/>
-          <w:sz w:val="20"/>
+          <w:rFonts w:ascii="Arial" w:hAnsi="Arial" w:cs="Arial"/>
+          <w:color w:val="000000"/>
+          <w:sz w:val="22"/>
         </w:rPr>
-        <w:t>כל ref חייב להתקיים בנתוני המקור או בתוצאות הכלים.</w:t>
+        <w:t>הקטע הבא מועתק מ־models.py. אין שדה status או selected_package_refs בתוך PackageDecision. המרת ההחלטה ל־Package ולסטטוס הריצה מתבצעת בקוד.</w:t>
       </w:r>
     </w:p>
     <w:p>
       <w:pPr>
-        <w:pStyle w:val="ListBullet"/>
-        <w:bidi/>
-        <w:spacing w:after="60"/>
-        <w:jc w:val="right"/>
+        <w:widowControl/>
+        <w:bidi w:val="0"/>
+        <w:spacing w:after="0" w:line="240" w:lineRule="auto"/>
+        <w:jc w:val="left"/>
       </w:pPr>
       <w:r>
         <w:rPr>
-          <w:rFonts w:ascii="Aptos" w:hAnsi="Aptos" w:eastAsia="Aptos"/>
-          <w:b w:val="0"/>
-          <w:color w:val="263746"/>
-          <w:sz w:val="20"/>
+          <w:rFonts w:ascii="DejaVu Sans Mono" w:hAnsi="DejaVu Sans Mono" w:cs="DejaVu Sans Mono"/>
+          <w:color w:val="000000"/>
+          <w:sz w:val="17"/>
         </w:rPr>
-        <w:t>מחיר כולל נשען על calculate_price ותואם refs; שומרים currency ו־price_call_id.</w:t>
+        <w:t>class PackageDecision(BaseModel):</w:t>
       </w:r>
     </w:p>
     <w:p>
       <w:pPr>
-        <w:pStyle w:val="ListBullet"/>
-        <w:bidi/>
-        <w:spacing w:after="60"/>
-        <w:jc w:val="right"/>
+        <w:widowControl/>
+        <w:bidi w:val="0"/>
+        <w:spacing w:after="0" w:line="240" w:lineRule="auto"/>
+        <w:jc w:val="left"/>
       </w:pPr>
       <w:r>
         <w:rPr>
-          <w:rFonts w:ascii="Aptos" w:hAnsi="Aptos" w:eastAsia="Aptos"/>
-          <w:b w:val="0"/>
-          <w:color w:val="263746"/>
-          <w:sz w:val="20"/>
+          <w:rFonts w:ascii="DejaVu Sans Mono" w:hAnsi="DejaVu Sans Mono" w:cs="DejaVu Sans Mono"/>
+          <w:color w:val="000000"/>
+          <w:sz w:val="17"/>
         </w:rPr>
-        <w:t>דיווח על sacrificed_prefs אינו אופציונלי אם מועמד נפגע בהעדפה.</w:t>
+        <w:t xml:space="preserve">    flight_out_ref: str</w:t>
       </w:r>
     </w:p>
     <w:p>
       <w:pPr>
-        <w:pStyle w:val="ListBullet"/>
-        <w:bidi/>
-        <w:spacing w:after="60"/>
-        <w:jc w:val="right"/>
+        <w:widowControl/>
+        <w:bidi w:val="0"/>
+        <w:spacing w:after="0" w:line="240" w:lineRule="auto"/>
+        <w:jc w:val="left"/>
       </w:pPr>
       <w:r>
         <w:rPr>
-          <w:rFonts w:ascii="Aptos" w:hAnsi="Aptos" w:eastAsia="Aptos"/>
-          <w:b w:val="0"/>
-          <w:color w:val="263746"/>
-          <w:sz w:val="20"/>
+          <w:rFonts w:ascii="DejaVu Sans Mono" w:hAnsi="DejaVu Sans Mono" w:cs="DejaVu Sans Mono"/>
+          <w:color w:val="000000"/>
+          <w:sz w:val="17"/>
         </w:rPr>
-        <w:t>הקיבולת נבדקת מול גודל הקבוצה; car_ref נשאר null רק אם רכב אינו נדרש.</w:t>
+        <w:t xml:space="preserve">    flight_back_ref: str</w:t>
       </w:r>
     </w:p>
     <w:p>
       <w:pPr>
-        <w:bidi/>
-        <w:spacing w:before="260" w:after="100"/>
-        <w:jc w:val="right"/>
+        <w:widowControl/>
+        <w:bidi w:val="0"/>
+        <w:spacing w:after="0" w:line="240" w:lineRule="auto"/>
+        <w:jc w:val="left"/>
       </w:pPr>
       <w:r>
         <w:rPr>
-          <w:rFonts w:ascii="Aptos" w:hAnsi="Aptos" w:eastAsia="Aptos"/>
-          <w:b/>
-          <w:color w:val="17324D"/>
-          <w:sz w:val="32"/>
+          <w:rFonts w:ascii="DejaVu Sans Mono" w:hAnsi="DejaVu Sans Mono" w:cs="DejaVu Sans Mono"/>
+          <w:color w:val="000000"/>
+          <w:sz w:val="17"/>
         </w:rPr>
-        <w:t>כשל, retry וגבולות ריצה</w:t>
+        <w:t xml:space="preserve">    hotel_ref: str</w:t>
       </w:r>
     </w:p>
     <w:p>
       <w:pPr>
-        <w:pStyle w:val="ListBullet"/>
-        <w:bidi/>
-        <w:spacing w:after="60"/>
-        <w:jc w:val="right"/>
+        <w:widowControl/>
+        <w:bidi w:val="0"/>
+        <w:spacing w:after="0" w:line="240" w:lineRule="auto"/>
+        <w:jc w:val="left"/>
       </w:pPr>
       <w:r>
         <w:rPr>
-          <w:rFonts w:ascii="Aptos" w:hAnsi="Aptos" w:eastAsia="Aptos"/>
-          <w:b w:val="0"/>
-          <w:color w:val="263746"/>
-          <w:sz w:val="20"/>
+          <w:rFonts w:ascii="DejaVu Sans Mono" w:hAnsi="DejaVu Sans Mono" w:cs="DejaVu Sans Mono"/>
+          <w:color w:val="000000"/>
+          <w:sz w:val="17"/>
         </w:rPr>
-        <w:t>כלי שנכשל מדווח ב־ToolLog ובפלט; שימוש חוזר בהתאם למדיניות retry הכללית בלבד.</w:t>
+        <w:t xml:space="preserve">    car_ref: Optional[str] = None</w:t>
       </w:r>
     </w:p>
     <w:p>
       <w:pPr>
-        <w:pStyle w:val="ListBullet"/>
-        <w:bidi/>
-        <w:spacing w:after="60"/>
-        <w:jc w:val="right"/>
+        <w:widowControl/>
+        <w:bidi w:val="0"/>
+        <w:spacing w:after="0" w:line="240" w:lineRule="auto"/>
+        <w:jc w:val="left"/>
       </w:pPr>
       <w:r>
         <w:rPr>
-          <w:rFonts w:ascii="Aptos" w:hAnsi="Aptos" w:eastAsia="Aptos"/>
-          <w:b w:val="0"/>
-          <w:color w:val="263746"/>
-          <w:sz w:val="20"/>
+          <w:rFonts w:ascii="DejaVu Sans Mono" w:hAnsi="DejaVu Sans Mono" w:cs="DejaVu Sans Mono"/>
+          <w:color w:val="000000"/>
+          <w:sz w:val="17"/>
         </w:rPr>
-        <w:t>אם אין טיסות/לינה מתאימות, להחזיר no_feasible_option ולא לבחור מועמד לא תקין.</w:t>
+        <w:t xml:space="preserve">    price_call_id: str</w:t>
       </w:r>
     </w:p>
     <w:p>
       <w:pPr>
-        <w:pStyle w:val="ListBullet"/>
-        <w:bidi/>
-        <w:spacing w:after="60"/>
-        <w:jc w:val="right"/>
+        <w:widowControl/>
+        <w:bidi w:val="0"/>
+        <w:spacing w:after="0" w:line="240" w:lineRule="auto"/>
+        <w:jc w:val="left"/>
       </w:pPr>
       <w:r>
         <w:rPr>
-          <w:rFonts w:ascii="Aptos" w:hAnsi="Aptos" w:eastAsia="Aptos"/>
-          <w:b w:val="0"/>
-          <w:color w:val="263746"/>
-          <w:sz w:val="20"/>
+          <w:rFonts w:ascii="DejaVu Sans Mono" w:hAnsi="DejaVu Sans Mono" w:cs="DejaVu Sans Mono"/>
+          <w:color w:val="000000"/>
+          <w:sz w:val="17"/>
         </w:rPr>
-        <w:t>אם שדה קריטי חסר, insufficient_data עם שמות שדות חסרים.</w:t>
+        <w:t xml:space="preserve">    total_price: float</w:t>
       </w:r>
     </w:p>
     <w:p>
       <w:pPr>
-        <w:pStyle w:val="ListBullet"/>
-        <w:bidi/>
-        <w:spacing w:after="60"/>
-        <w:jc w:val="right"/>
+        <w:widowControl/>
+        <w:bidi w:val="0"/>
+        <w:spacing w:after="0" w:line="240" w:lineRule="auto"/>
+        <w:jc w:val="left"/>
       </w:pPr>
       <w:r>
         <w:rPr>
-          <w:rFonts w:ascii="Aptos" w:hAnsi="Aptos" w:eastAsia="Aptos"/>
-          <w:b w:val="0"/>
-          <w:color w:val="263746"/>
-          <w:sz w:val="20"/>
+          <w:rFonts w:ascii="DejaVu Sans Mono" w:hAnsi="DejaVu Sans Mono" w:cs="DejaVu Sans Mono"/>
+          <w:color w:val="000000"/>
+          <w:sz w:val="17"/>
         </w:rPr>
-        <w:t>לשמור גבולות ארבע איטרציות ו־60 שניות; לא לבצע הזמנות או כתיבות.</w:t>
+        <w:t xml:space="preserve">    tradeoffs: list[str] = Field(default_factory=list)</w:t>
       </w:r>
     </w:p>
     <w:p>
       <w:pPr>
-        <w:bidi/>
-        <w:spacing w:before="260" w:after="100"/>
-        <w:jc w:val="right"/>
+        <w:widowControl/>
+        <w:bidi w:val="0"/>
+        <w:spacing w:after="0" w:line="240" w:lineRule="auto"/>
+        <w:jc w:val="left"/>
       </w:pPr>
       <w:r>
         <w:rPr>
-          <w:rFonts w:ascii="Aptos" w:hAnsi="Aptos" w:eastAsia="Aptos"/>
-          <w:b/>
-          <w:color w:val="17324D"/>
-          <w:sz w:val="32"/>
+          <w:rFonts w:ascii="DejaVu Sans Mono" w:hAnsi="DejaVu Sans Mono" w:cs="DejaVu Sans Mono"/>
+          <w:color w:val="000000"/>
+          <w:sz w:val="17"/>
         </w:rPr>
-        <w:t>בדיקות קבלה</w:t>
-      </w:r>
-    </w:p>
-    <w:tbl>
-      <w:tblPr>
-        <w:tblW w:type="auto" w:w="0"/>
-        <w:jc w:val="center"/>
-        <w:tblLayout w:type="fixed"/>
-        <w:tblLook w:firstColumn="1" w:firstRow="1" w:lastColumn="0" w:lastRow="0" w:noHBand="0" w:noVBand="1" w:val="04A0"/>
-        <w:tblBorders>
-          <w:top w:val="single" w:sz="5" w:color="D9E1E8"/>
-          <w:left w:val="single" w:sz="5" w:color="D9E1E8"/>
-          <w:bottom w:val="single" w:sz="5" w:color="D9E1E8"/>
-          <w:right w:val="single" w:sz="5" w:color="D9E1E8"/>
-          <w:insideH w:val="single" w:sz="5" w:color="D9E1E8"/>
-          <w:insideV w:val="single" w:sz="5" w:color="D9E1E8"/>
-        </w:tblBorders>
-      </w:tblPr>
-      <w:tblGrid>
-        <w:gridCol w:w="3389"/>
-        <w:gridCol w:w="3389"/>
-        <w:gridCol w:w="3389"/>
-      </w:tblGrid>
-      <w:tr>
-        <w:tc>
-          <w:tcPr>
-            <w:tcW w:type="dxa" w:w="1944"/>
-            <w:shd w:fill="17324D"/>
-            <w:tcMar>
-              <w:top w:w="100" w:type="dxa"/>
-              <w:start w:w="120" w:type="dxa"/>
-              <w:bottom w:w="100" w:type="dxa"/>
-              <w:end w:w="120" w:type="dxa"/>
-            </w:tcMar>
-            <w:vAlign w:val="center"/>
-          </w:tcPr>
-          <w:p>
-            <w:pPr>
-              <w:bidi/>
-              <w:jc w:val="right"/>
-            </w:pPr>
-            <w:r>
-              <w:rPr>
-                <w:rFonts w:ascii="Aptos" w:hAnsi="Aptos" w:eastAsia="Aptos"/>
-                <w:b/>
-                <w:color w:val="FFFFFF"/>
-                <w:sz w:val="18"/>
-              </w:rPr>
-              <w:t>תרחיש</w:t>
-            </w:r>
-          </w:p>
-        </w:tc>
-        <w:tc>
-          <w:tcPr>
-            <w:tcW w:type="dxa" w:w="1944"/>
-            <w:shd w:fill="17324D"/>
-            <w:tcMar>
-              <w:top w:w="100" w:type="dxa"/>
-              <w:start w:w="120" w:type="dxa"/>
-              <w:bottom w:w="100" w:type="dxa"/>
-              <w:end w:w="120" w:type="dxa"/>
-            </w:tcMar>
-            <w:vAlign w:val="center"/>
-          </w:tcPr>
-          <w:p>
-            <w:pPr>
-              <w:bidi/>
-              <w:jc w:val="right"/>
-            </w:pPr>
-            <w:r>
-              <w:rPr>
-                <w:rFonts w:ascii="Aptos" w:hAnsi="Aptos" w:eastAsia="Aptos"/>
-                <w:b/>
-                <w:color w:val="FFFFFF"/>
-                <w:sz w:val="18"/>
-              </w:rPr>
-              <w:t>תוצאה צפויה</w:t>
-            </w:r>
-          </w:p>
-        </w:tc>
-        <w:tc>
-          <w:tcPr>
-            <w:tcW w:type="dxa" w:w="5832"/>
-            <w:shd w:fill="17324D"/>
-            <w:tcMar>
-              <w:top w:w="100" w:type="dxa"/>
-              <w:start w:w="120" w:type="dxa"/>
-              <w:bottom w:w="100" w:type="dxa"/>
-              <w:end w:w="120" w:type="dxa"/>
-            </w:tcMar>
-            <w:vAlign w:val="center"/>
-          </w:tcPr>
-          <w:p>
-            <w:pPr>
-              <w:bidi/>
-              <w:jc w:val="right"/>
-            </w:pPr>
-            <w:r>
-              <w:rPr>
-                <w:rFonts w:ascii="Aptos" w:hAnsi="Aptos" w:eastAsia="Aptos"/>
-                <w:b/>
-                <w:color w:val="FFFFFF"/>
-                <w:sz w:val="18"/>
-              </w:rPr>
-              <w:t>ראיית הצלחה</w:t>
-            </w:r>
-          </w:p>
-        </w:tc>
-      </w:tr>
-      <w:tr>
-        <w:tc>
-          <w:tcPr>
-            <w:tcW w:type="dxa" w:w="1944"/>
-            <w:tcMar>
-              <w:top w:w="100" w:type="dxa"/>
-              <w:start w:w="120" w:type="dxa"/>
-              <w:bottom w:w="100" w:type="dxa"/>
-              <w:end w:w="120" w:type="dxa"/>
-            </w:tcMar>
-            <w:vAlign w:val="center"/>
-          </w:tcPr>
-          <w:p>
-            <w:pPr>
-              <w:bidi/>
-              <w:jc w:val="right"/>
-            </w:pPr>
-            <w:r>
-              <w:rPr>
-                <w:rFonts w:ascii="Aptos" w:hAnsi="Aptos" w:eastAsia="Aptos"/>
-                <w:b/>
-                <w:color w:val="17324D"/>
-                <w:sz w:val="17"/>
-              </w:rPr>
-              <w:t>חבילה אפשרית מלאה</w:t>
-            </w:r>
-          </w:p>
-        </w:tc>
-        <w:tc>
-          <w:tcPr>
-            <w:tcW w:type="dxa" w:w="1944"/>
-            <w:tcMar>
-              <w:top w:w="100" w:type="dxa"/>
-              <w:start w:w="120" w:type="dxa"/>
-              <w:bottom w:w="100" w:type="dxa"/>
-              <w:end w:w="120" w:type="dxa"/>
-            </w:tcMar>
-            <w:vAlign w:val="center"/>
-          </w:tcPr>
-          <w:p>
-            <w:pPr>
-              <w:bidi/>
-              <w:jc w:val="right"/>
-            </w:pPr>
-            <w:r>
-              <w:rPr>
-                <w:rFonts w:ascii="Aptos" w:hAnsi="Aptos" w:eastAsia="Aptos"/>
-                <w:b w:val="0"/>
-                <w:color w:val="263746"/>
-                <w:sz w:val="17"/>
-              </w:rPr>
-              <w:t>נבחרים refs עקביים</w:t>
-            </w:r>
-          </w:p>
-        </w:tc>
-        <w:tc>
-          <w:tcPr>
-            <w:tcW w:type="dxa" w:w="5832"/>
-            <w:tcMar>
-              <w:top w:w="100" w:type="dxa"/>
-              <w:start w:w="120" w:type="dxa"/>
-              <w:bottom w:w="100" w:type="dxa"/>
-              <w:end w:w="120" w:type="dxa"/>
-            </w:tcMar>
-            <w:vAlign w:val="center"/>
-          </w:tcPr>
-          <w:p>
-            <w:pPr>
-              <w:bidi/>
-              <w:jc w:val="right"/>
-            </w:pPr>
-            <w:r>
-              <w:rPr>
-                <w:rFonts w:ascii="Aptos" w:hAnsi="Aptos" w:eastAsia="Aptos"/>
-                <w:b w:val="0"/>
-                <w:color w:val="263746"/>
-                <w:sz w:val="17"/>
-              </w:rPr>
-              <w:t>בדיקת refs ומחיר עוברת.</w:t>
-            </w:r>
-          </w:p>
-        </w:tc>
-      </w:tr>
-      <w:tr>
-        <w:tc>
-          <w:tcPr>
-            <w:tcW w:type="dxa" w:w="1944"/>
-            <w:tcMar>
-              <w:top w:w="100" w:type="dxa"/>
-              <w:start w:w="120" w:type="dxa"/>
-              <w:bottom w:w="100" w:type="dxa"/>
-              <w:end w:w="120" w:type="dxa"/>
-            </w:tcMar>
-            <w:vAlign w:val="center"/>
-            <w:shd w:fill="F5F8FA"/>
-          </w:tcPr>
-          <w:p>
-            <w:pPr>
-              <w:bidi/>
-              <w:jc w:val="right"/>
-            </w:pPr>
-            <w:r>
-              <w:rPr>
-                <w:rFonts w:ascii="Aptos" w:hAnsi="Aptos" w:eastAsia="Aptos"/>
-                <w:b/>
-                <w:color w:val="17324D"/>
-                <w:sz w:val="17"/>
-              </w:rPr>
-              <w:t>רכב אינו נדרש</w:t>
-            </w:r>
-          </w:p>
-        </w:tc>
-        <w:tc>
-          <w:tcPr>
-            <w:tcW w:type="dxa" w:w="1944"/>
-            <w:tcMar>
-              <w:top w:w="100" w:type="dxa"/>
-              <w:start w:w="120" w:type="dxa"/>
-              <w:bottom w:w="100" w:type="dxa"/>
-              <w:end w:w="120" w:type="dxa"/>
-            </w:tcMar>
-            <w:vAlign w:val="center"/>
-            <w:shd w:fill="F5F8FA"/>
-          </w:tcPr>
-          <w:p>
-            <w:pPr>
-              <w:bidi/>
-              <w:jc w:val="right"/>
-            </w:pPr>
-            <w:r>
-              <w:rPr>
-                <w:rFonts w:ascii="Aptos" w:hAnsi="Aptos" w:eastAsia="Aptos"/>
-                <w:b w:val="0"/>
-                <w:color w:val="263746"/>
-                <w:sz w:val="17"/>
-              </w:rPr>
-              <w:t>car_ref=null</w:t>
-            </w:r>
-          </w:p>
-        </w:tc>
-        <w:tc>
-          <w:tcPr>
-            <w:tcW w:type="dxa" w:w="5832"/>
-            <w:tcMar>
-              <w:top w:w="100" w:type="dxa"/>
-              <w:start w:w="120" w:type="dxa"/>
-              <w:bottom w:w="100" w:type="dxa"/>
-              <w:end w:w="120" w:type="dxa"/>
-            </w:tcMar>
-            <w:vAlign w:val="center"/>
-            <w:shd w:fill="F5F8FA"/>
-          </w:tcPr>
-          <w:p>
-            <w:pPr>
-              <w:bidi/>
-              <w:jc w:val="right"/>
-            </w:pPr>
-            <w:r>
-              <w:rPr>
-                <w:rFonts w:ascii="Aptos" w:hAnsi="Aptos" w:eastAsia="Aptos"/>
-                <w:b w:val="0"/>
-                <w:color w:val="263746"/>
-                <w:sz w:val="17"/>
-              </w:rPr>
-              <w:t>אין עלות רכב.</w:t>
-            </w:r>
-          </w:p>
-        </w:tc>
-      </w:tr>
-      <w:tr>
-        <w:tc>
-          <w:tcPr>
-            <w:tcW w:type="dxa" w:w="1944"/>
-            <w:tcMar>
-              <w:top w:w="100" w:type="dxa"/>
-              <w:start w:w="120" w:type="dxa"/>
-              <w:bottom w:w="100" w:type="dxa"/>
-              <w:end w:w="120" w:type="dxa"/>
-            </w:tcMar>
-            <w:vAlign w:val="center"/>
-          </w:tcPr>
-          <w:p>
-            <w:pPr>
-              <w:bidi/>
-              <w:jc w:val="right"/>
-            </w:pPr>
-            <w:r>
-              <w:rPr>
-                <w:rFonts w:ascii="Aptos" w:hAnsi="Aptos" w:eastAsia="Aptos"/>
-                <w:b/>
-                <w:color w:val="17324D"/>
-                <w:sz w:val="17"/>
-              </w:rPr>
-              <w:t>רכב קטן מהקבוצה</w:t>
-            </w:r>
-          </w:p>
-        </w:tc>
-        <w:tc>
-          <w:tcPr>
-            <w:tcW w:type="dxa" w:w="1944"/>
-            <w:tcMar>
-              <w:top w:w="100" w:type="dxa"/>
-              <w:start w:w="120" w:type="dxa"/>
-              <w:bottom w:w="100" w:type="dxa"/>
-              <w:end w:w="120" w:type="dxa"/>
-            </w:tcMar>
-            <w:vAlign w:val="center"/>
-          </w:tcPr>
-          <w:p>
-            <w:pPr>
-              <w:bidi/>
-              <w:jc w:val="right"/>
-            </w:pPr>
-            <w:r>
-              <w:rPr>
-                <w:rFonts w:ascii="Aptos" w:hAnsi="Aptos" w:eastAsia="Aptos"/>
-                <w:b w:val="0"/>
-                <w:color w:val="263746"/>
-                <w:sz w:val="17"/>
-              </w:rPr>
-              <w:t>החבילה נדחית או מסומנת בלתי אפשרית</w:t>
-            </w:r>
-          </w:p>
-        </w:tc>
-        <w:tc>
-          <w:tcPr>
-            <w:tcW w:type="dxa" w:w="5832"/>
-            <w:tcMar>
-              <w:top w:w="100" w:type="dxa"/>
-              <w:start w:w="120" w:type="dxa"/>
-              <w:bottom w:w="100" w:type="dxa"/>
-              <w:end w:w="120" w:type="dxa"/>
-            </w:tcMar>
-            <w:vAlign w:val="center"/>
-          </w:tcPr>
-          <w:p>
-            <w:pPr>
-              <w:bidi/>
-              <w:jc w:val="right"/>
-            </w:pPr>
-            <w:r>
-              <w:rPr>
-                <w:rFonts w:ascii="Aptos" w:hAnsi="Aptos" w:eastAsia="Aptos"/>
-                <w:b w:val="0"/>
-                <w:color w:val="263746"/>
-                <w:sz w:val="17"/>
-              </w:rPr>
-              <w:t>validator קיבולת נכשל בצורה מפורשת.</w:t>
-            </w:r>
-          </w:p>
-        </w:tc>
-      </w:tr>
-      <w:tr>
-        <w:tc>
-          <w:tcPr>
-            <w:tcW w:type="dxa" w:w="1944"/>
-            <w:tcMar>
-              <w:top w:w="100" w:type="dxa"/>
-              <w:start w:w="120" w:type="dxa"/>
-              <w:bottom w:w="100" w:type="dxa"/>
-              <w:end w:w="120" w:type="dxa"/>
-            </w:tcMar>
-            <w:vAlign w:val="center"/>
-            <w:shd w:fill="F5F8FA"/>
-          </w:tcPr>
-          <w:p>
-            <w:pPr>
-              <w:bidi/>
-              <w:jc w:val="right"/>
-            </w:pPr>
-            <w:r>
-              <w:rPr>
-                <w:rFonts w:ascii="Aptos" w:hAnsi="Aptos" w:eastAsia="Aptos"/>
-                <w:b/>
-                <w:color w:val="17324D"/>
-                <w:sz w:val="17"/>
-              </w:rPr>
-              <w:t>מחיר כלי שונה מסכום מקור</w:t>
-            </w:r>
-          </w:p>
-        </w:tc>
-        <w:tc>
-          <w:tcPr>
-            <w:tcW w:type="dxa" w:w="1944"/>
-            <w:tcMar>
-              <w:top w:w="100" w:type="dxa"/>
-              <w:start w:w="120" w:type="dxa"/>
-              <w:bottom w:w="100" w:type="dxa"/>
-              <w:end w:w="120" w:type="dxa"/>
-            </w:tcMar>
-            <w:vAlign w:val="center"/>
-            <w:shd w:fill="F5F8FA"/>
-          </w:tcPr>
-          <w:p>
-            <w:pPr>
-              <w:bidi/>
-              <w:jc w:val="right"/>
-            </w:pPr>
-            <w:r>
-              <w:rPr>
-                <w:rFonts w:ascii="Aptos" w:hAnsi="Aptos" w:eastAsia="Aptos"/>
-                <w:b w:val="0"/>
-                <w:color w:val="263746"/>
-                <w:sz w:val="17"/>
-              </w:rPr>
-              <w:t>מחיר calculate_price נשמר</w:t>
-            </w:r>
-          </w:p>
-        </w:tc>
-        <w:tc>
-          <w:tcPr>
-            <w:tcW w:type="dxa" w:w="5832"/>
-            <w:tcMar>
-              <w:top w:w="100" w:type="dxa"/>
-              <w:start w:w="120" w:type="dxa"/>
-              <w:bottom w:w="100" w:type="dxa"/>
-              <w:end w:w="120" w:type="dxa"/>
-            </w:tcMar>
-            <w:vAlign w:val="center"/>
-            <w:shd w:fill="F5F8FA"/>
-          </w:tcPr>
-          <w:p>
-            <w:pPr>
-              <w:bidi/>
-              <w:jc w:val="right"/>
-            </w:pPr>
-            <w:r>
-              <w:rPr>
-                <w:rFonts w:ascii="Aptos" w:hAnsi="Aptos" w:eastAsia="Aptos"/>
-                <w:b w:val="0"/>
-                <w:color w:val="263746"/>
-                <w:sz w:val="17"/>
-              </w:rPr>
-              <w:t>price_call_id תואם לוג.</w:t>
-            </w:r>
-          </w:p>
-        </w:tc>
-      </w:tr>
-      <w:tr>
-        <w:tc>
-          <w:tcPr>
-            <w:tcW w:type="dxa" w:w="1944"/>
-            <w:tcMar>
-              <w:top w:w="100" w:type="dxa"/>
-              <w:start w:w="120" w:type="dxa"/>
-              <w:bottom w:w="100" w:type="dxa"/>
-              <w:end w:w="120" w:type="dxa"/>
-            </w:tcMar>
-            <w:vAlign w:val="center"/>
-          </w:tcPr>
-          <w:p>
-            <w:pPr>
-              <w:bidi/>
-              <w:jc w:val="right"/>
-            </w:pPr>
-            <w:r>
-              <w:rPr>
-                <w:rFonts w:ascii="Aptos" w:hAnsi="Aptos" w:eastAsia="Aptos"/>
-                <w:b/>
-                <w:color w:val="17324D"/>
-                <w:sz w:val="17"/>
-              </w:rPr>
-              <w:t>אין טיסות או לינה</w:t>
-            </w:r>
-          </w:p>
-        </w:tc>
-        <w:tc>
-          <w:tcPr>
-            <w:tcW w:type="dxa" w:w="1944"/>
-            <w:tcMar>
-              <w:top w:w="100" w:type="dxa"/>
-              <w:start w:w="120" w:type="dxa"/>
-              <w:bottom w:w="100" w:type="dxa"/>
-              <w:end w:w="120" w:type="dxa"/>
-            </w:tcMar>
-            <w:vAlign w:val="center"/>
-          </w:tcPr>
-          <w:p>
-            <w:pPr>
-              <w:bidi/>
-              <w:jc w:val="right"/>
-            </w:pPr>
-            <w:r>
-              <w:rPr>
-                <w:rFonts w:ascii="Aptos" w:hAnsi="Aptos" w:eastAsia="Aptos"/>
-                <w:b w:val="0"/>
-                <w:color w:val="263746"/>
-                <w:sz w:val="17"/>
-              </w:rPr>
-              <w:t>no_feasible_option</w:t>
-            </w:r>
-          </w:p>
-        </w:tc>
-        <w:tc>
-          <w:tcPr>
-            <w:tcW w:type="dxa" w:w="5832"/>
-            <w:tcMar>
-              <w:top w:w="100" w:type="dxa"/>
-              <w:start w:w="120" w:type="dxa"/>
-              <w:bottom w:w="100" w:type="dxa"/>
-              <w:end w:w="120" w:type="dxa"/>
-            </w:tcMar>
-            <w:vAlign w:val="center"/>
-          </w:tcPr>
-          <w:p>
-            <w:pPr>
-              <w:bidi/>
-              <w:jc w:val="right"/>
-            </w:pPr>
-            <w:r>
-              <w:rPr>
-                <w:rFonts w:ascii="Aptos" w:hAnsi="Aptos" w:eastAsia="Aptos"/>
-                <w:b w:val="0"/>
-                <w:color w:val="263746"/>
-                <w:sz w:val="17"/>
-              </w:rPr>
-              <w:t>לא נבחר ref לא קיים.</w:t>
-            </w:r>
-          </w:p>
-        </w:tc>
-      </w:tr>
-      <w:tr>
-        <w:tc>
-          <w:tcPr>
-            <w:tcW w:type="dxa" w:w="1944"/>
-            <w:tcMar>
-              <w:top w:w="100" w:type="dxa"/>
-              <w:start w:w="120" w:type="dxa"/>
-              <w:bottom w:w="100" w:type="dxa"/>
-              <w:end w:w="120" w:type="dxa"/>
-            </w:tcMar>
-            <w:vAlign w:val="center"/>
-            <w:shd w:fill="F5F8FA"/>
-          </w:tcPr>
-          <w:p>
-            <w:pPr>
-              <w:bidi/>
-              <w:jc w:val="right"/>
-            </w:pPr>
-            <w:r>
-              <w:rPr>
-                <w:rFonts w:ascii="Aptos" w:hAnsi="Aptos" w:eastAsia="Aptos"/>
-                <w:b/>
-                <w:color w:val="17324D"/>
-                <w:sz w:val="17"/>
-              </w:rPr>
-              <w:t>כלי timeout</w:t>
-            </w:r>
-          </w:p>
-        </w:tc>
-        <w:tc>
-          <w:tcPr>
-            <w:tcW w:type="dxa" w:w="1944"/>
-            <w:tcMar>
-              <w:top w:w="100" w:type="dxa"/>
-              <w:start w:w="120" w:type="dxa"/>
-              <w:bottom w:w="100" w:type="dxa"/>
-              <w:end w:w="120" w:type="dxa"/>
-            </w:tcMar>
-            <w:vAlign w:val="center"/>
-            <w:shd w:fill="F5F8FA"/>
-          </w:tcPr>
-          <w:p>
-            <w:pPr>
-              <w:bidi/>
-              <w:jc w:val="right"/>
-            </w:pPr>
-            <w:r>
-              <w:rPr>
-                <w:rFonts w:ascii="Aptos" w:hAnsi="Aptos" w:eastAsia="Aptos"/>
-                <w:b w:val="0"/>
-                <w:color w:val="263746"/>
-                <w:sz w:val="17"/>
-              </w:rPr>
-              <w:t>כשל מתועד/המשך לפי מדיניות</w:t>
-            </w:r>
-          </w:p>
-        </w:tc>
-        <w:tc>
-          <w:tcPr>
-            <w:tcW w:type="dxa" w:w="5832"/>
-            <w:tcMar>
-              <w:top w:w="100" w:type="dxa"/>
-              <w:start w:w="120" w:type="dxa"/>
-              <w:bottom w:w="100" w:type="dxa"/>
-              <w:end w:w="120" w:type="dxa"/>
-            </w:tcMar>
-            <w:vAlign w:val="center"/>
-            <w:shd w:fill="F5F8FA"/>
-          </w:tcPr>
-          <w:p>
-            <w:pPr>
-              <w:bidi/>
-              <w:jc w:val="right"/>
-            </w:pPr>
-            <w:r>
-              <w:rPr>
-                <w:rFonts w:ascii="Aptos" w:hAnsi="Aptos" w:eastAsia="Aptos"/>
-                <w:b w:val="0"/>
-                <w:color w:val="263746"/>
-                <w:sz w:val="17"/>
-              </w:rPr>
-              <w:t>ToolLog כולל משך ותוצאה.</w:t>
-            </w:r>
-          </w:p>
-        </w:tc>
-      </w:tr>
-    </w:tbl>
-    <w:p>
-      <w:pPr>
-        <w:spacing w:after="20"/>
-      </w:pPr>
-    </w:p>
-    <w:p>
-      <w:pPr>
-        <w:bidi/>
-        <w:spacing w:before="260" w:after="100"/>
-        <w:jc w:val="right"/>
-      </w:pPr>
-      <w:r>
-        <w:rPr>
-          <w:rFonts w:ascii="Aptos" w:hAnsi="Aptos" w:eastAsia="Aptos"/>
-          <w:b/>
-          <w:color w:val="17324D"/>
-          <w:sz w:val="32"/>
-        </w:rPr>
-        <w:t>הגדרת Done למפתח</w:t>
+        <w:t xml:space="preserve">    relaxed_constraint: Optional[str] = None</w:t>
       </w:r>
     </w:p>
     <w:p>
       <w:pPr>
-        <w:pStyle w:val="ListBullet"/>
-        <w:bidi/>
-        <w:spacing w:after="60"/>
-        <w:jc w:val="right"/>
+        <w:widowControl/>
+        <w:bidi w:val="0"/>
+        <w:spacing w:after="0" w:line="240" w:lineRule="auto"/>
+        <w:jc w:val="left"/>
       </w:pPr>
       <w:r>
         <w:rPr>
-          <w:rFonts w:ascii="Aptos" w:hAnsi="Aptos" w:eastAsia="Aptos"/>
-          <w:b w:val="0"/>
-          <w:color w:val="263746"/>
-          <w:sz w:val="20"/>
+          <w:rFonts w:ascii="DejaVu Sans Mono" w:hAnsi="DejaVu Sans Mono" w:cs="DejaVu Sans Mono"/>
+          <w:color w:val="000000"/>
+          <w:sz w:val="17"/>
         </w:rPr>
-        <w:t>PackageDecision מתועד ברמת שדה, כולל דוגמת successful ו־no_feasible_option.</w:t>
+        <w:t xml:space="preserve">    rationale: str = Field(default="", max_length=600)</w:t>
       </w:r>
     </w:p>
     <w:p>
       <w:pPr>
-        <w:pStyle w:val="ListBullet"/>
-        <w:bidi/>
-        <w:spacing w:after="60"/>
-        <w:jc w:val="right"/>
+        <w:pStyle w:val="Heading1"/>
+        <w:keepNext/>
+        <w:widowControl/>
+        <w:bidi w:val="1"/>
+        <w:spacing w:after="60" w:line="259" w:lineRule="auto"/>
+        <w:jc w:val="start"/>
       </w:pPr>
       <w:r>
         <w:rPr>
-          <w:rFonts w:ascii="Aptos" w:hAnsi="Aptos" w:eastAsia="Aptos"/>
-          <w:b w:val="0"/>
-          <w:color w:val="263746"/>
-          <w:sz w:val="20"/>
+          <w:rFonts w:ascii="Arial" w:hAnsi="Arial" w:cs="Arial"/>
+          <w:color w:val="000000"/>
+          <w:sz w:val="28"/>
         </w:rPr>
-        <w:t>בדיקות fixtures לכל תרחישי הקבלה ותאימות consumers.</w:t>
+        <w:t>בדיקות וניתוב</w:t>
       </w:r>
     </w:p>
     <w:p>
       <w:pPr>
-        <w:pStyle w:val="ListBullet"/>
-        <w:bidi/>
-        <w:spacing w:after="60"/>
-        <w:jc w:val="right"/>
+        <w:widowControl/>
+        <w:bidi w:val="1"/>
+        <w:spacing w:after="60" w:line="259" w:lineRule="auto"/>
+        <w:jc w:val="start"/>
       </w:pPr>
       <w:r>
         <w:rPr>
-          <w:rFonts w:ascii="Aptos" w:hAnsi="Aptos" w:eastAsia="Aptos"/>
-          <w:b w:val="0"/>
-          <w:color w:val="263746"/>
-          <w:sz w:val="20"/>
+          <w:rFonts w:ascii="Arial" w:hAnsi="Arial" w:cs="Arial"/>
+          <w:color w:val="000000"/>
+          <w:sz w:val="22"/>
         </w:rPr>
-        <w:t>אימות allowlist, תיעוד מקורות, עלויות ושגיאות.</w:t>
+        <w:t>תקציב, תאריכים, קיבולת ורכב נבדקים בקוד. כשל בחבילה או HOTEL_TOO_FAR חוזר למנהל הטיול בתוך המגבלות הכוללות. בחירה חדשה מאפסת את המקומות ואת המסלול. מזהים, מחיר ו־price_call_id חייבים להיות מגובים ביומן הכלים.</w:t>
       </w:r>
     </w:p>
     <w:p>
       <w:pPr>
-        <w:pStyle w:val="ListBullet"/>
-        <w:bidi/>
-        <w:spacing w:after="60"/>
-        <w:jc w:val="right"/>
+        <w:pStyle w:val="Heading1"/>
+        <w:keepNext/>
+        <w:widowControl/>
+        <w:bidi w:val="1"/>
+        <w:spacing w:after="60" w:line="259" w:lineRule="auto"/>
+        <w:jc w:val="start"/>
       </w:pPr>
       <w:r>
         <w:rPr>
-          <w:rFonts w:ascii="Aptos" w:hAnsi="Aptos" w:eastAsia="Aptos"/>
-          <w:b w:val="0"/>
-          <w:color w:val="263746"/>
-          <w:sz w:val="20"/>
+          <w:rFonts w:ascii="Arial" w:hAnsi="Arial" w:cs="Arial"/>
+          <w:color w:val="000000"/>
+          <w:sz w:val="28"/>
         </w:rPr>
-        <w:t>כל שינוי schema עודכן בהמרות ובבדיקות API.</w:t>
+        <w:t>מגבלות ומצב אימות</w:t>
+      </w:r>
+    </w:p>
+    <w:p>
+      <w:pPr>
+        <w:widowControl/>
+        <w:bidi w:val="1"/>
+        <w:spacing w:after="60" w:line="259" w:lineRule="auto"/>
+        <w:jc w:val="start"/>
+      </w:pPr>
+      <w:r>
+        <w:rPr>
+          <w:rFonts w:ascii="Arial" w:hAnsi="Arial" w:cs="Arial"/>
+          <w:color w:val="000000"/>
+          <w:sz w:val="22"/>
+        </w:rPr>
+        <w:t>max_iter=4 ו־max_execution_time עד 60 שניות להפעלה, בכפוף לזמן שנותר למערכת. עד שלושה סבבים ו־270 שניות למערכת כולה. קיבולת רכב היא אומדן; מעל ארבעה נוסעים עם רכב מטופלים כחוסר מידע בקוד המשותף. מחיר החבילה אינו כולל בהכרח את כל העמלות או עלויות הפעילויות. קיום הסוכן בקוד אינו הוכחת הצלחה מול Gemini.</w:t>
       </w:r>
     </w:p>
     <w:sectPr>
       <w:footerReference w:type="default" r:id="rId9"/>
-      <w:pgSz w:w="12240" w:h="15840"/>
-      <w:pgMar w:top="1037" w:right="1037" w:bottom="936" w:left="1037" w:header="720" w:footer="720" w:gutter="0"/>
+      <w:headerReference w:type="default" r:id="rId10"/>
+      <w:pgSz w:w="11906" w:h="16838"/>
+      <w:pgMar w:top="907" w:right="907" w:bottom="907" w:left="907" w:header="720" w:footer="720" w:gutter="0"/>
       <w:cols w:space="720"/>
       <w:docGrid w:linePitch="360"/>
     </w:sectPr>
@@ -3658,17 +499,18 @@
       <w:bidi/>
       <w:jc w:val="center"/>
     </w:pPr>
-    <w:r>
-      <w:rPr>
-        <w:rFonts w:ascii="Aptos" w:hAnsi="Aptos" w:eastAsia="Aptos"/>
-        <w:b w:val="0"/>
-        <w:color w:val="566575"/>
-        <w:sz w:val="16"/>
-      </w:rPr>
-      <w:t>Travel Comparison Studio  |  מפרט פיתוח לסוכן</w:t>
-    </w:r>
   </w:p>
 </w:ftr>
+</file>
+
+<file path=word/header1.xml><?xml version="1.0" encoding="utf-8"?>
+<w:hdr xmlns:m="http://schemas.openxmlformats.org/officeDocument/2006/math" xmlns:mc="http://schemas.openxmlformats.org/markup-compatibility/2006" xmlns:mo="http://schemas.microsoft.com/office/mac/office/2008/main" xmlns:mv="urn:schemas-microsoft-com:mac:vml" xmlns:o="urn:schemas-microsoft-com:office:office" xmlns:r="http://schemas.openxmlformats.org/officeDocument/2006/relationships" xmlns:v="urn:schemas-microsoft-com:vml" xmlns:w10="urn:schemas-microsoft-com:office:word" xmlns:w14="http://schemas.microsoft.com/office/word/2010/wordml" xmlns:w="http://schemas.openxmlformats.org/wordprocessingml/2006/main" xmlns:wne="http://schemas.microsoft.com/office/word/2006/wordml" xmlns:wp14="http://schemas.microsoft.com/office/word/2010/wordprocessingDrawing" xmlns:wp="http://schemas.openxmlformats.org/drawingml/2006/wordprocessingDrawing" xmlns:wpc="http://schemas.microsoft.com/office/word/2010/wordprocessingCanvas" xmlns:wpg="http://schemas.microsoft.com/office/word/2010/wordprocessingGroup" xmlns:wpi="http://schemas.microsoft.com/office/word/2010/wordprocessingInk" xmlns:wps="http://schemas.microsoft.com/office/word/2010/wordprocessingShape" mc:Ignorable="w14 wp14">
+  <w:p>
+    <w:pPr>
+      <w:pStyle w:val="Header"/>
+    </w:pPr>
+  </w:p>
+</w:hdr>
 </file>
 
 <file path=word/numbering.xml><?xml version="1.0" encoding="utf-8"?>
@@ -4035,8 +877,9 @@
     <w:qFormat/>
     <w:rsid w:val="00FC693F"/>
     <w:rPr>
-      <w:rFonts w:ascii="Aptos" w:hAnsi="Aptos" w:eastAsia="Aptos"/>
-      <w:sz w:val="20"/>
+      <w:rFonts w:ascii="Arial" w:hAnsi="Arial" w:eastAsia="Aptos"/>
+      <w:color w:val="000000"/>
+      <w:sz w:val="22"/>
     </w:rPr>
   </w:style>
   <w:style w:type="paragraph" w:styleId="Header">
@@ -4098,11 +941,11 @@
       <w:outlineLvl w:val="0"/>
     </w:pPr>
     <w:rPr>
-      <w:rFonts w:asciiTheme="majorHAnsi" w:eastAsiaTheme="majorEastAsia" w:hAnsiTheme="majorHAnsi" w:cstheme="majorBidi"/>
+      <w:rFonts w:asciiTheme="majorHAnsi" w:eastAsiaTheme="majorEastAsia" w:hAnsiTheme="majorHAnsi" w:cstheme="majorBidi" w:ascii="Arial" w:hAnsi="Arial"/>
       <w:b/>
       <w:bCs/>
-      <w:color w:val="365F91" w:themeColor="accent1" w:themeShade="BF"/>
-      <w:sz w:val="28"/>
+      <w:color w:val="000000"/>
+      <w:sz w:val="22"/>
       <w:szCs w:val="28"/>
     </w:rPr>
   </w:style>
@@ -4122,11 +965,11 @@
       <w:outlineLvl w:val="1"/>
     </w:pPr>
     <w:rPr>
-      <w:rFonts w:asciiTheme="majorHAnsi" w:eastAsiaTheme="majorEastAsia" w:hAnsiTheme="majorHAnsi" w:cstheme="majorBidi"/>
+      <w:rFonts w:asciiTheme="majorHAnsi" w:eastAsiaTheme="majorEastAsia" w:hAnsiTheme="majorHAnsi" w:cstheme="majorBidi" w:ascii="Arial" w:hAnsi="Arial"/>
       <w:b/>
       <w:bCs/>
-      <w:color w:val="4F81BD" w:themeColor="accent1"/>
-      <w:sz w:val="26"/>
+      <w:color w:val="000000"/>
+      <w:sz w:val="22"/>
       <w:szCs w:val="26"/>
     </w:rPr>
   </w:style>
@@ -4380,18 +1223,15 @@
     <w:qFormat/>
     <w:rsid w:val="00FC693F"/>
     <w:pPr>
-      <w:pBdr>
-        <w:bottom w:val="single" w:sz="8" w:space="4" w:color="4F81BD" w:themeColor="accent1"/>
-      </w:pBdr>
       <w:spacing w:after="300" w:line="240" w:lineRule="auto"/>
       <w:contextualSpacing/>
     </w:pPr>
     <w:rPr>
-      <w:rFonts w:asciiTheme="majorHAnsi" w:eastAsiaTheme="majorEastAsia" w:hAnsiTheme="majorHAnsi" w:cstheme="majorBidi"/>
-      <w:color w:val="17365D" w:themeColor="text2" w:themeShade="BF"/>
+      <w:rFonts w:asciiTheme="majorHAnsi" w:eastAsiaTheme="majorEastAsia" w:hAnsiTheme="majorHAnsi" w:cstheme="majorBidi" w:ascii="Arial" w:hAnsi="Arial"/>
+      <w:color w:val="000000"/>
       <w:spacing w:val="5"/>
       <w:kern w:val="28"/>
-      <w:sz w:val="52"/>
+      <w:sz w:val="22"/>
       <w:szCs w:val="52"/>
     </w:rPr>
   </w:style>
@@ -4867,9 +1707,6 @@
     <w:qFormat/>
     <w:rsid w:val="00FC693F"/>
     <w:pPr>
-      <w:pBdr>
-        <w:bottom w:val="single" w:sz="4" w:space="4" w:color="4F81BD" w:themeColor="accent1"/>
-      </w:pBdr>
       <w:spacing w:before="200" w:after="280"/>
       <w:ind w:left="936" w:right="936"/>
     </w:pPr>

--- a/docs/agent_specs/02_Package_Agent_HE.docx
+++ b/docs/agent_specs/02_Package_Agent_HE.docx
@@ -32,7 +32,7 @@
           <w:color w:val="000000"/>
           <w:sz w:val="22"/>
         </w:rPr>
-        <w:t>עודכן ב־27.10.2026. תפקיד פעיל ב־C בשם trip_manager. אחראית: גלית. בודק נוסף: רן. ההיקף המחייב מפורט בדף הצוות.</w:t>
+        <w:t>עודכן ב־27.10.2026. תפקיד פעיל ב־C בשם trip_manager. אחראית: גלית. ההיקף המחייב מפורט בדף הצוות.</w:t>
       </w:r>
     </w:p>
     <w:p>
